--- a/Quanta, Actually - SERIES/QED Course/chapters/Lesson 45 The Electron-Photon Vertex.docx
+++ b/Quanta, Actually - SERIES/QED Course/chapters/Lesson 45 The Electron-Photon Vertex.docx
@@ -17,7 +17,7 @@
         <w:jc w:val="center"/>
       </w:pPr>
       <w:r>
-        <w:t>Lesson 45 of the Complete Quantum Electrodynamics Course</w:t>
+        <w:t>Lesson 45 of Quantum, Actually, Volume 2: A QED Course</w:t>
       </w:r>
     </w:p>
     <w:p>
@@ -74,7 +74,34 @@
     </w:p>
     <w:p>
       <w:r>
-        <w:t>The interaction term eψ̄γ^μψA_μ has appeared since Lesson 40, and the value +ieγ^μ has been quoted as its associated vertex factor since as early as Lesson 23, always as a forward reference to be justified later. This lesson is where that justification is finally given. It requires one new piece of machinery, a first, minimal look at time-dependent perturbation theory applied to a quantum field, developed here just far enough to extract a single result: the first-order transition amplitude generated by the interaction term, evaluated between an incoming electron, an incoming photon, and an outgoing electron. Reading the mode expansions of Lessons 36 and 38 against this amplitude produces the vertex factor directly, with no unexplained sign or factor of i left over. The lesson closes with an equally important, often-skipped point: why this single vertex can never be a complete physical process on its own. This is the last lesson of Part VI. Expect five to seven hours.</w:t>
+        <w:t>The interaction term eψ̄γ</w:t>
+      </w:r>
+      <w:r>
+        <w:rPr>
+          <w:vertAlign w:val="superscript"/>
+        </w:rPr>
+        <w:t>μ</w:t>
+      </w:r>
+      <w:r>
+        <w:t>ψA</w:t>
+      </w:r>
+      <w:r>
+        <w:rPr>
+          <w:vertAlign w:val="subscript"/>
+        </w:rPr>
+        <w:t>μ</w:t>
+      </w:r>
+      <w:r>
+        <w:t xml:space="preserve"> has appeared since Lesson 40, and the value +ieγ</w:t>
+      </w:r>
+      <w:r>
+        <w:rPr>
+          <w:vertAlign w:val="superscript"/>
+        </w:rPr>
+        <w:t>μ</w:t>
+      </w:r>
+      <w:r>
+        <w:t xml:space="preserve"> has been quoted as its associated vertex factor since as early as Lesson 23, always as a forward reference to be justified later. This lesson is where that justification is finally given. It requires one new piece of machinery, a first, minimal look at time-dependent perturbation theory applied to a quantum field, developed here just far enough to extract a single result: the first-order transition amplitude generated by the interaction term, evaluated between an incoming electron, an incoming photon, and an outgoing electron. Reading the mode expansions of Lessons 36 and 38 against this amplitude produces the vertex factor directly, with no unexplained sign or factor of i left over. The lesson closes with an equally important, often-skipped point: why this single vertex can never be a complete physical process on its own. This is the last lesson of Part VI. Expect five to seven hours.</w:t>
       </w:r>
     </w:p>
     <w:p>
@@ -90,7 +117,25 @@
         <w:pStyle w:val="ListBullet"/>
       </w:pPr>
       <w:r>
-        <w:t>Derive the first-order term of the interaction-picture time-evolution operator, S^(1)=−i∫d⁴x ℋ_int(x), from the time-dependent Schrödinger equation.</w:t>
+        <w:t>Derive the first-order term of the interaction-picture time-evolution operator, S</w:t>
+      </w:r>
+      <w:r>
+        <w:rPr>
+          <w:vertAlign w:val="superscript"/>
+        </w:rPr>
+        <w:t>(1)</w:t>
+      </w:r>
+      <w:r>
+        <w:t>=−i∫d⁴x ℋ</w:t>
+      </w:r>
+      <w:r>
+        <w:rPr>
+          <w:vertAlign w:val="subscript"/>
+        </w:rPr>
+        <w:t>int</w:t>
+      </w:r>
+      <w:r>
+        <w:t>(x), from the time-dependent Schrödinger equation.</w:t>
       </w:r>
     </w:p>
     <w:p>
@@ -98,7 +143,52 @@
         <w:pStyle w:val="ListBullet"/>
       </w:pPr>
       <w:r>
-        <w:t>Combine this with ℋ_int=−ℒ_int (Lesson 40) to write S^(1)=ie∫d⁴x ψ̄γ^μψA_μ for the electron.</w:t>
+        <w:t>Combine this with ℋ</w:t>
+      </w:r>
+      <w:r>
+        <w:rPr>
+          <w:vertAlign w:val="subscript"/>
+        </w:rPr>
+        <w:t>int</w:t>
+      </w:r>
+      <w:r>
+        <w:t>=−ℒ</w:t>
+      </w:r>
+      <w:r>
+        <w:rPr>
+          <w:vertAlign w:val="subscript"/>
+        </w:rPr>
+        <w:t>int</w:t>
+      </w:r>
+      <w:r>
+        <w:t xml:space="preserve"> (Lesson 40) to write S</w:t>
+      </w:r>
+      <w:r>
+        <w:rPr>
+          <w:vertAlign w:val="superscript"/>
+        </w:rPr>
+        <w:t>(1)</w:t>
+      </w:r>
+      <w:r>
+        <w:t>=ie∫d⁴x ψ̄γ</w:t>
+      </w:r>
+      <w:r>
+        <w:rPr>
+          <w:vertAlign w:val="superscript"/>
+        </w:rPr>
+        <w:t>μ</w:t>
+      </w:r>
+      <w:r>
+        <w:t>ψA</w:t>
+      </w:r>
+      <w:r>
+        <w:rPr>
+          <w:vertAlign w:val="subscript"/>
+        </w:rPr>
+        <w:t>μ</w:t>
+      </w:r>
+      <w:r>
+        <w:t xml:space="preserve"> for the electron.</w:t>
       </w:r>
     </w:p>
     <w:p>
@@ -114,7 +204,25 @@
         <w:pStyle w:val="ListBullet"/>
       </w:pPr>
       <w:r>
-        <w:t>Substitute these pieces into S^(1), carry out the spacetime integral, and read off the vertex factor +ieγ^μ together with the momentum-conserving delta function.</w:t>
+        <w:t>Substitute these pieces into S</w:t>
+      </w:r>
+      <w:r>
+        <w:rPr>
+          <w:vertAlign w:val="superscript"/>
+        </w:rPr>
+        <w:t>(1)</w:t>
+      </w:r>
+      <w:r>
+        <w:t>, carry out the spacetime integral, and read off the vertex factor +ieγ</w:t>
+      </w:r>
+      <w:r>
+        <w:rPr>
+          <w:vertAlign w:val="superscript"/>
+        </w:rPr>
+        <w:t>μ</w:t>
+      </w:r>
+      <w:r>
+        <w:t xml:space="preserve"> together with the momentum-conserving delta function.</w:t>
       </w:r>
     </w:p>
     <w:p>
@@ -222,7 +330,13 @@
           </w:tcPr>
           <w:p>
             <w:r>
-              <w:t>ℋ_int</w:t>
+              <w:t>ℋ</w:t>
+            </w:r>
+            <w:r>
+              <w:rPr>
+                <w:vertAlign w:val="subscript"/>
+              </w:rPr>
+              <w:t>int</w:t>
             </w:r>
           </w:p>
         </w:tc>
@@ -239,7 +353,16 @@
           </w:tcPr>
           <w:p>
             <w:r>
-              <w:t>Interaction Hamiltonian density, = −ℒ_int (Lesson 40, Worked example 4)</w:t>
+              <w:t>Interaction Hamiltonian density, = −ℒ</w:t>
+            </w:r>
+            <w:r>
+              <w:rPr>
+                <w:vertAlign w:val="subscript"/>
+              </w:rPr>
+              <w:t>int</w:t>
+            </w:r>
+            <w:r>
+              <w:t xml:space="preserve"> (Lesson 40, Worked example 4)</w:t>
             </w:r>
           </w:p>
         </w:tc>
@@ -259,7 +382,13 @@
           </w:tcPr>
           <w:p>
             <w:r>
-              <w:t>S^(1)</w:t>
+              <w:t>S</w:t>
+            </w:r>
+            <w:r>
+              <w:rPr>
+                <w:vertAlign w:val="superscript"/>
+              </w:rPr>
+              <w:t>(1)</w:t>
             </w:r>
           </w:p>
         </w:tc>
@@ -407,7 +536,16 @@
           </w:tcPr>
           <w:p>
             <w:r>
-              <w:t>ε_λ(k)</w:t>
+              <w:t>ε</w:t>
+            </w:r>
+            <w:r>
+              <w:rPr>
+                <w:vertAlign w:val="subscript"/>
+              </w:rPr>
+              <w:t>λ</w:t>
+            </w:r>
+            <w:r>
+              <w:t>(k)</w:t>
             </w:r>
           </w:p>
         </w:tc>
@@ -431,6 +569,76 @@
         </w:tc>
       </w:tr>
     </w:tbl>
+    <w:tbl>
+      <w:tblPr>
+        <w:tblW w:type="auto" w:w="0"/>
+        <w:jc w:val="center"/>
+        <w:tblLayout w:type="fixed"/>
+        <w:tblLook w:firstColumn="1" w:firstRow="1" w:lastColumn="0" w:lastRow="0" w:noHBand="0" w:noVBand="1" w:val="04A0"/>
+        <w:tblBorders>
+          <w:top w:val="single" w:sz="8" w:color="7FA7CF"/>
+          <w:left w:val="single" w:sz="8" w:color="7FA7CF"/>
+          <w:bottom w:val="single" w:sz="8" w:color="7FA7CF"/>
+          <w:right w:val="single" w:sz="8" w:color="7FA7CF"/>
+        </w:tblBorders>
+      </w:tblPr>
+      <w:tblGrid>
+        <w:gridCol w:w="9392"/>
+      </w:tblGrid>
+      <w:tr>
+        <w:tc>
+          <w:tcPr>
+            <w:tcW w:type="dxa" w:w="9392"/>
+            <w:shd w:fill="F3F7FB"/>
+            <w:tcMar>
+              <w:top w:w="140" w:type="dxa"/>
+              <w:start w:w="140" w:type="dxa"/>
+              <w:bottom w:w="140" w:type="dxa"/>
+              <w:end w:w="140" w:type="dxa"/>
+            </w:tcMar>
+          </w:tcPr>
+          <w:p>
+            <w:r>
+              <w:rPr>
+                <w:b/>
+                <w:color w:val="1F4E78"/>
+              </w:rPr>
+              <w:t>First pass: the result before the derivation</w:t>
+            </w:r>
+          </w:p>
+          <w:p>
+            <w:pPr>
+              <w:spacing w:after="60"/>
+            </w:pPr>
+            <w:r>
+              <w:t>First-order perturbation theory with the mode expansions gives the vertex factor ieγ</w:t>
+            </w:r>
+            <w:r>
+              <w:rPr>
+                <w:vertAlign w:val="superscript"/>
+              </w:rPr>
+              <w:t>μ</w:t>
+            </w:r>
+            <w:r>
+              <w:t xml:space="preserve"> (this course's sign convention) and momentum conservation at the vertex. A single vertex with all particles real cannot conserve energy and momentum.</w:t>
+            </w:r>
+          </w:p>
+          <w:p>
+            <w:pPr>
+              <w:spacing w:after="60"/>
+            </w:pPr>
+            <w:r>
+              <w:t>The vertex is a building block, not a process: real processes need at least two vertices.</w:t>
+            </w:r>
+          </w:p>
+        </w:tc>
+      </w:tr>
+    </w:tbl>
+    <w:p>
+      <w:pPr>
+        <w:spacing w:after="80"/>
+      </w:pPr>
+    </w:p>
     <w:p>
       <w:pPr>
         <w:pStyle w:val="Heading2"/>
@@ -449,7 +657,124 @@
     </w:p>
     <w:p>
       <w:r>
-        <w:t>Split the full Hamiltonian as H=H_0+H_int, with H_0 the free (quadratic, already-diagonalized) part governing the mode expansions of Lessons 36 and 38, and H_int=∫d³x(−ℒ_int) the interaction. Define interaction-picture states by |ψ(t)⟩_I = e^(iH_0t)|ψ(t)⟩_S, removing the trivial free-field time evolution so that only the interaction drives any further change. Differentiating and using the ordinary time-dependent Schrödinger equation i∂_t|ψ⟩_S=(H_0+H_int)|ψ⟩_S for the Schrödinger-picture state,</w:t>
+        <w:t>Split the full Hamiltonian as H=H</w:t>
+      </w:r>
+      <w:r>
+        <w:rPr>
+          <w:vertAlign w:val="subscript"/>
+        </w:rPr>
+        <w:t>0</w:t>
+      </w:r>
+      <w:r>
+        <w:t>+H</w:t>
+      </w:r>
+      <w:r>
+        <w:rPr>
+          <w:vertAlign w:val="subscript"/>
+        </w:rPr>
+        <w:t>int</w:t>
+      </w:r>
+      <w:r>
+        <w:t>, with H</w:t>
+      </w:r>
+      <w:r>
+        <w:rPr>
+          <w:vertAlign w:val="subscript"/>
+        </w:rPr>
+        <w:t>0</w:t>
+      </w:r>
+      <w:r>
+        <w:t xml:space="preserve"> the free (quadratic, already-diagonalized) part governing the mode expansions of Lessons 36 and 38, and H</w:t>
+      </w:r>
+      <w:r>
+        <w:rPr>
+          <w:vertAlign w:val="subscript"/>
+        </w:rPr>
+        <w:t>int</w:t>
+      </w:r>
+      <w:r>
+        <w:t>=∫d³x(−ℒ</w:t>
+      </w:r>
+      <w:r>
+        <w:rPr>
+          <w:vertAlign w:val="subscript"/>
+        </w:rPr>
+        <w:t>int</w:t>
+      </w:r>
+      <w:r>
+        <w:t>) the interaction. Define interaction-picture states by |ψ(t)⟩</w:t>
+      </w:r>
+      <w:r>
+        <w:rPr>
+          <w:vertAlign w:val="subscript"/>
+        </w:rPr>
+        <w:t>I</w:t>
+      </w:r>
+      <w:r>
+        <w:t xml:space="preserve"> = e</w:t>
+      </w:r>
+      <w:r>
+        <w:rPr>
+          <w:vertAlign w:val="superscript"/>
+        </w:rPr>
+        <w:t>iH₀t</w:t>
+      </w:r>
+      <w:r>
+        <w:t>|ψ(t)⟩</w:t>
+      </w:r>
+      <w:r>
+        <w:rPr>
+          <w:vertAlign w:val="subscript"/>
+        </w:rPr>
+        <w:t>S</w:t>
+      </w:r>
+      <w:r>
+        <w:t>, removing the trivial free-field time evolution so that only the interaction drives any further change. Differentiating and using the ordinary time-dependent Schrödinger equation i∂</w:t>
+      </w:r>
+      <w:r>
+        <w:rPr>
+          <w:vertAlign w:val="subscript"/>
+        </w:rPr>
+        <w:t>t</w:t>
+      </w:r>
+      <w:r>
+        <w:t>|ψ⟩</w:t>
+      </w:r>
+      <w:r>
+        <w:rPr>
+          <w:vertAlign w:val="subscript"/>
+        </w:rPr>
+        <w:t>S</w:t>
+      </w:r>
+      <w:r>
+        <w:t>=(H</w:t>
+      </w:r>
+      <w:r>
+        <w:rPr>
+          <w:vertAlign w:val="subscript"/>
+        </w:rPr>
+        <w:t>0</w:t>
+      </w:r>
+      <w:r>
+        <w:t>+H</w:t>
+      </w:r>
+      <w:r>
+        <w:rPr>
+          <w:vertAlign w:val="subscript"/>
+        </w:rPr>
+        <w:t>int</w:t>
+      </w:r>
+      <w:r>
+        <w:t>)|ψ⟩</w:t>
+      </w:r>
+      <w:r>
+        <w:rPr>
+          <w:vertAlign w:val="subscript"/>
+        </w:rPr>
+        <w:t>S</w:t>
+      </w:r>
+      <w:r>
+        <w:t xml:space="preserve"> for the Schrödinger-picture state,</w:t>
       </w:r>
     </w:p>
     <w:p>
@@ -684,7 +1009,121 @@
     </w:p>
     <w:p>
       <w:r>
-        <w:t>Writing |ψ(t)⟩_I=U_I(t,t_0)|ψ(t_0)⟩_I, the equation of Section 1.1 becomes an integral equation, U_I(t,t_0)=1−i∫_(t_0)^t dt′ H_int,I(t′)U_I(t′,t_0) (Exercise 1 derives this by direct integration). Solved iteratively, the first-order term (obtained by replacing U_I under the integral by its zeroth-order value, 1) is</w:t>
+        <w:t>Writing |ψ(t)⟩</w:t>
+      </w:r>
+      <w:r>
+        <w:rPr>
+          <w:vertAlign w:val="subscript"/>
+        </w:rPr>
+        <w:t>I</w:t>
+      </w:r>
+      <w:r>
+        <w:t>=U</w:t>
+      </w:r>
+      <w:r>
+        <w:rPr>
+          <w:vertAlign w:val="subscript"/>
+        </w:rPr>
+        <w:t>I</w:t>
+      </w:r>
+      <w:r>
+        <w:t>(t,t</w:t>
+      </w:r>
+      <w:r>
+        <w:rPr>
+          <w:vertAlign w:val="subscript"/>
+        </w:rPr>
+        <w:t>0</w:t>
+      </w:r>
+      <w:r>
+        <w:t>)|ψ(t</w:t>
+      </w:r>
+      <w:r>
+        <w:rPr>
+          <w:vertAlign w:val="subscript"/>
+        </w:rPr>
+        <w:t>0</w:t>
+      </w:r>
+      <w:r>
+        <w:t>)⟩</w:t>
+      </w:r>
+      <w:r>
+        <w:rPr>
+          <w:vertAlign w:val="subscript"/>
+        </w:rPr>
+        <w:t>I</w:t>
+      </w:r>
+      <w:r>
+        <w:t>, the equation of Section 1.1 becomes an integral equation, U</w:t>
+      </w:r>
+      <w:r>
+        <w:rPr>
+          <w:vertAlign w:val="subscript"/>
+        </w:rPr>
+        <w:t>I</w:t>
+      </w:r>
+      <w:r>
+        <w:t>(t,t</w:t>
+      </w:r>
+      <w:r>
+        <w:rPr>
+          <w:vertAlign w:val="subscript"/>
+        </w:rPr>
+        <w:t>0</w:t>
+      </w:r>
+      <w:r>
+        <w:t>)=1−i∫</w:t>
+      </w:r>
+      <w:r>
+        <w:rPr>
+          <w:vertAlign w:val="subscript"/>
+        </w:rPr>
+        <w:t>t₀</w:t>
+      </w:r>
+      <w:r>
+        <w:rPr>
+          <w:vertAlign w:val="superscript"/>
+        </w:rPr>
+        <w:t>t</w:t>
+      </w:r>
+      <w:r>
+        <w:t xml:space="preserve"> dt′ H</w:t>
+      </w:r>
+      <w:r>
+        <w:rPr>
+          <w:vertAlign w:val="subscript"/>
+        </w:rPr>
+        <w:t>int</w:t>
+      </w:r>
+      <w:r>
+        <w:t>,I(t′)U</w:t>
+      </w:r>
+      <w:r>
+        <w:rPr>
+          <w:vertAlign w:val="subscript"/>
+        </w:rPr>
+        <w:t>I</w:t>
+      </w:r>
+      <w:r>
+        <w:t>(t′,t</w:t>
+      </w:r>
+      <w:r>
+        <w:rPr>
+          <w:vertAlign w:val="subscript"/>
+        </w:rPr>
+        <w:t>0</w:t>
+      </w:r>
+      <w:r>
+        <w:t>) (Exercise 1 derives this by direct integration). Solved iteratively, the first-order term (obtained by replacing U</w:t>
+      </w:r>
+      <w:r>
+        <w:rPr>
+          <w:vertAlign w:val="subscript"/>
+        </w:rPr>
+        <w:t>I</w:t>
+      </w:r>
+      <w:r>
+        <w:t xml:space="preserve"> under the integral by its zeroth-order value, 1) is</w:t>
       </w:r>
     </w:p>
     <w:p>
@@ -817,7 +1256,25 @@
     </w:p>
     <w:p>
       <w:r>
-        <w:t>Taking t_0→−∞ and t→+∞, the standard scattering setup, and defining the S-matrix S=U_I(+∞,−∞), the first-order term is</w:t>
+        <w:t>Taking t</w:t>
+      </w:r>
+      <w:r>
+        <w:rPr>
+          <w:vertAlign w:val="subscript"/>
+        </w:rPr>
+        <w:t>0</w:t>
+      </w:r>
+      <w:r>
+        <w:t>→−∞ and t→+∞, the standard scattering setup, and defining the S-matrix S=U</w:t>
+      </w:r>
+      <w:r>
+        <w:rPr>
+          <w:vertAlign w:val="subscript"/>
+        </w:rPr>
+        <w:t>I</w:t>
+      </w:r>
+      <w:r>
+        <w:t>(+∞,−∞), the first-order term is</w:t>
       </w:r>
     </w:p>
     <w:p>
@@ -905,7 +1362,25 @@
     </w:p>
     <w:p>
       <w:r>
-        <w:t>using H_int(t)=∫d³x ℋ_int(x,t) to combine the time integral and the implicit spatial integral into a single four-dimensional one. This is the one new formula this lesson needs; Part VII extends the same iterative construction to all orders and develops the machinery (Wick's theorem applied to the full, interacting fields) needed to evaluate it systematically for arbitrarily many vertices.</w:t>
+        <w:t>using H</w:t>
+      </w:r>
+      <w:r>
+        <w:rPr>
+          <w:vertAlign w:val="subscript"/>
+        </w:rPr>
+        <w:t>int</w:t>
+      </w:r>
+      <w:r>
+        <w:t>(t)=∫d³x ℋ</w:t>
+      </w:r>
+      <w:r>
+        <w:rPr>
+          <w:vertAlign w:val="subscript"/>
+        </w:rPr>
+        <w:t>int</w:t>
+      </w:r>
+      <w:r>
+        <w:t>(x,t) to combine the time integral and the implicit spatial integral into a single four-dimensional one. This is the one new formula this lesson needs; Part VII extends the same iterative construction to all orders and develops the machinery (Wick's theorem applied to the full, interacting fields) needed to evaluate it systematically for arbitrarily many vertices.</w:t>
       </w:r>
     </w:p>
     <w:p>
@@ -919,7 +1394,106 @@
     </w:p>
     <w:p>
       <w:r>
-        <w:t>Using ℋ_int=−ℒ_int (Lesson 40, Worked example 4) and ℒ_int=eψ̄γ^μψA_μ for the electron (Lesson 40, Section 2.2), rewrite S^(1) directly in terms of the QED interaction Lagrangian. S^(1)=−i∫d⁴x(−eψ̄γ^μψA_μ)=ie∫d⁴x ψ̄γ^μψA_μ, the expression Section 3 evaluates between specific external states.</w:t>
+        <w:t>Using ℋ</w:t>
+      </w:r>
+      <w:r>
+        <w:rPr>
+          <w:vertAlign w:val="subscript"/>
+        </w:rPr>
+        <w:t>int</w:t>
+      </w:r>
+      <w:r>
+        <w:t>=−ℒ</w:t>
+      </w:r>
+      <w:r>
+        <w:rPr>
+          <w:vertAlign w:val="subscript"/>
+        </w:rPr>
+        <w:t>int</w:t>
+      </w:r>
+      <w:r>
+        <w:t xml:space="preserve"> (Lesson 40, Worked example 4) and ℒ</w:t>
+      </w:r>
+      <w:r>
+        <w:rPr>
+          <w:vertAlign w:val="subscript"/>
+        </w:rPr>
+        <w:t>int</w:t>
+      </w:r>
+      <w:r>
+        <w:t>=eψ̄γ</w:t>
+      </w:r>
+      <w:r>
+        <w:rPr>
+          <w:vertAlign w:val="superscript"/>
+        </w:rPr>
+        <w:t>μ</w:t>
+      </w:r>
+      <w:r>
+        <w:t>ψA</w:t>
+      </w:r>
+      <w:r>
+        <w:rPr>
+          <w:vertAlign w:val="subscript"/>
+        </w:rPr>
+        <w:t>μ</w:t>
+      </w:r>
+      <w:r>
+        <w:t xml:space="preserve"> for the electron (Lesson 40, Section 2.2), rewrite S</w:t>
+      </w:r>
+      <w:r>
+        <w:rPr>
+          <w:vertAlign w:val="superscript"/>
+        </w:rPr>
+        <w:t>(1)</w:t>
+      </w:r>
+      <w:r>
+        <w:t xml:space="preserve"> directly in terms of the QED interaction Lagrangian. S</w:t>
+      </w:r>
+      <w:r>
+        <w:rPr>
+          <w:vertAlign w:val="superscript"/>
+        </w:rPr>
+        <w:t>(1)</w:t>
+      </w:r>
+      <w:r>
+        <w:t>=−i∫d⁴x(−eψ̄γ</w:t>
+      </w:r>
+      <w:r>
+        <w:rPr>
+          <w:vertAlign w:val="superscript"/>
+        </w:rPr>
+        <w:t>μ</w:t>
+      </w:r>
+      <w:r>
+        <w:t>ψA</w:t>
+      </w:r>
+      <w:r>
+        <w:rPr>
+          <w:vertAlign w:val="subscript"/>
+        </w:rPr>
+        <w:t>μ</w:t>
+      </w:r>
+      <w:r>
+        <w:t>)=ie∫d⁴x ψ̄γ</w:t>
+      </w:r>
+      <w:r>
+        <w:rPr>
+          <w:vertAlign w:val="superscript"/>
+        </w:rPr>
+        <w:t>μ</w:t>
+      </w:r>
+      <w:r>
+        <w:t>ψA</w:t>
+      </w:r>
+      <w:r>
+        <w:rPr>
+          <w:vertAlign w:val="subscript"/>
+        </w:rPr>
+        <w:t>μ</w:t>
+      </w:r>
+      <w:r>
+        <w:t>, the expression Section 3 evaluates between specific external states.</w:t>
       </w:r>
     </w:p>
     <w:p>
@@ -940,7 +1514,151 @@
     </w:p>
     <w:p>
       <w:r>
-        <w:t>The Dirac field's mode expansion (Lesson 36) is ψ(x)=∫d³p/(2π)³(2E_p)^(−1/2)Σ_s[b_s(p)u_s(p)e^(−ipx)+d_s†(p)v_s(p)e^(ipx)]. Acting on a one-electron state |p,s⟩ (normalized so that b_s(p)|p,s⟩ removes the particle, leaving the vacuum, with the momentum-space delta function collapsing the integral), only the b_s(p)u_s(p)e^(−ipx) term contributes; the d_s†(p) term would create, not annihilate, a particle, and has nothing to act on in an initial state containing no antiparticle. The net effect, standard in this kind of calculation, is that ψ(x) contracted against an incoming electron of momentum p, spin s, contributes exactly u_s(p)e^(−ipx), with the momentum integral's measure and normalization factors cancelling against the state's own relativistic normalization.</w:t>
+        <w:t>The Dirac field's mode expansion (Lesson 36) is ψ(x)=∫d³p/(2π)³(2E</w:t>
+      </w:r>
+      <w:r>
+        <w:rPr>
+          <w:vertAlign w:val="subscript"/>
+        </w:rPr>
+        <w:t>p</w:t>
+      </w:r>
+      <w:r>
+        <w:t>)</w:t>
+      </w:r>
+      <w:r>
+        <w:rPr>
+          <w:vertAlign w:val="superscript"/>
+        </w:rPr>
+        <w:t>−1/2</w:t>
+      </w:r>
+      <w:r>
+        <w:t>Σ</w:t>
+      </w:r>
+      <w:r>
+        <w:rPr>
+          <w:vertAlign w:val="subscript"/>
+        </w:rPr>
+        <w:t>s</w:t>
+      </w:r>
+      <w:r>
+        <w:t>[b</w:t>
+      </w:r>
+      <w:r>
+        <w:rPr>
+          <w:vertAlign w:val="subscript"/>
+        </w:rPr>
+        <w:t>s</w:t>
+      </w:r>
+      <w:r>
+        <w:t>(p)u</w:t>
+      </w:r>
+      <w:r>
+        <w:rPr>
+          <w:vertAlign w:val="subscript"/>
+        </w:rPr>
+        <w:t>s</w:t>
+      </w:r>
+      <w:r>
+        <w:t>(p)e</w:t>
+      </w:r>
+      <w:r>
+        <w:rPr>
+          <w:vertAlign w:val="superscript"/>
+        </w:rPr>
+        <w:t>−ipx</w:t>
+      </w:r>
+      <w:r>
+        <w:t>+d</w:t>
+      </w:r>
+      <w:r>
+        <w:rPr>
+          <w:vertAlign w:val="subscript"/>
+        </w:rPr>
+        <w:t>s†</w:t>
+      </w:r>
+      <w:r>
+        <w:t>(p)v</w:t>
+      </w:r>
+      <w:r>
+        <w:rPr>
+          <w:vertAlign w:val="subscript"/>
+        </w:rPr>
+        <w:t>s</w:t>
+      </w:r>
+      <w:r>
+        <w:t>(p)e</w:t>
+      </w:r>
+      <w:r>
+        <w:rPr>
+          <w:vertAlign w:val="superscript"/>
+        </w:rPr>
+        <w:t>ipx</w:t>
+      </w:r>
+      <w:r>
+        <w:t>]. Acting on a one-electron state |p,s⟩ (normalized so that b</w:t>
+      </w:r>
+      <w:r>
+        <w:rPr>
+          <w:vertAlign w:val="subscript"/>
+        </w:rPr>
+        <w:t>s</w:t>
+      </w:r>
+      <w:r>
+        <w:t>(p)|p,s⟩ removes the particle, leaving the vacuum, with the momentum-space delta function collapsing the integral), only the b</w:t>
+      </w:r>
+      <w:r>
+        <w:rPr>
+          <w:vertAlign w:val="subscript"/>
+        </w:rPr>
+        <w:t>s</w:t>
+      </w:r>
+      <w:r>
+        <w:t>(p)u</w:t>
+      </w:r>
+      <w:r>
+        <w:rPr>
+          <w:vertAlign w:val="subscript"/>
+        </w:rPr>
+        <w:t>s</w:t>
+      </w:r>
+      <w:r>
+        <w:t>(p)e</w:t>
+      </w:r>
+      <w:r>
+        <w:rPr>
+          <w:vertAlign w:val="superscript"/>
+        </w:rPr>
+        <w:t>−ipx</w:t>
+      </w:r>
+      <w:r>
+        <w:t xml:space="preserve"> term contributes; the d</w:t>
+      </w:r>
+      <w:r>
+        <w:rPr>
+          <w:vertAlign w:val="subscript"/>
+        </w:rPr>
+        <w:t>s†</w:t>
+      </w:r>
+      <w:r>
+        <w:t>(p) term would create, not annihilate, a particle, and has nothing to act on in an initial state containing no antiparticle. The net effect, standard in this kind of calculation, is that ψ(x) contracted against an incoming electron of momentum p, spin s, contributes exactly u</w:t>
+      </w:r>
+      <w:r>
+        <w:rPr>
+          <w:vertAlign w:val="subscript"/>
+        </w:rPr>
+        <w:t>s</w:t>
+      </w:r>
+      <w:r>
+        <w:t>(p)e</w:t>
+      </w:r>
+      <w:r>
+        <w:rPr>
+          <w:vertAlign w:val="superscript"/>
+        </w:rPr>
+        <w:t>−ipx</w:t>
+      </w:r>
+      <w:r>
+        <w:t>, with the momentum integral's measure and normalization factors cancelling against the state's own relativistic normalization.</w:t>
       </w:r>
     </w:p>
     <w:p>
@@ -953,7 +1671,79 @@
     </w:p>
     <w:p>
       <w:r>
-        <w:t>Similarly, ψ̄(x)=ψ†(x)γ⁰ contains a term ∫d³p′/(2π)³(2E_p′)^(−1/2)Σ_s′ b_s′†(p′)ū_s′(p′)e^(ip′x); contracted against an outgoing electron of momentum p′, spin s′ (i.e. this term is responsible for creating that particle in the final state), ψ̄(x) contributes ū_s′(p′)e^(ip′x).</w:t>
+        <w:t>Similarly, ψ̄(x)=ψ†(x)γ⁰ contains a term ∫d³p′/(2π)³(2E</w:t>
+      </w:r>
+      <w:r>
+        <w:rPr>
+          <w:vertAlign w:val="subscript"/>
+        </w:rPr>
+        <w:t>p′</w:t>
+      </w:r>
+      <w:r>
+        <w:t>)</w:t>
+      </w:r>
+      <w:r>
+        <w:rPr>
+          <w:vertAlign w:val="superscript"/>
+        </w:rPr>
+        <w:t>−1/2</w:t>
+      </w:r>
+      <w:r>
+        <w:t>Σ</w:t>
+      </w:r>
+      <w:r>
+        <w:rPr>
+          <w:vertAlign w:val="subscript"/>
+        </w:rPr>
+        <w:t>s′</w:t>
+      </w:r>
+      <w:r>
+        <w:t xml:space="preserve"> b</w:t>
+      </w:r>
+      <w:r>
+        <w:rPr>
+          <w:vertAlign w:val="subscript"/>
+        </w:rPr>
+        <w:t>s′†</w:t>
+      </w:r>
+      <w:r>
+        <w:t>(p′)ū</w:t>
+      </w:r>
+      <w:r>
+        <w:rPr>
+          <w:vertAlign w:val="subscript"/>
+        </w:rPr>
+        <w:t>s′</w:t>
+      </w:r>
+      <w:r>
+        <w:t>(p′)e</w:t>
+      </w:r>
+      <w:r>
+        <w:rPr>
+          <w:vertAlign w:val="superscript"/>
+        </w:rPr>
+        <w:t>ip′x</w:t>
+      </w:r>
+      <w:r>
+        <w:t>; contracted against an outgoing electron of momentum p′, spin s′ (i.e. this term is responsible for creating that particle in the final state), ψ̄(x) contributes ū</w:t>
+      </w:r>
+      <w:r>
+        <w:rPr>
+          <w:vertAlign w:val="subscript"/>
+        </w:rPr>
+        <w:t>s′</w:t>
+      </w:r>
+      <w:r>
+        <w:t>(p′)e</w:t>
+      </w:r>
+      <w:r>
+        <w:rPr>
+          <w:vertAlign w:val="superscript"/>
+        </w:rPr>
+        <w:t>ip′x</w:t>
+      </w:r>
+      <w:r>
+        <w:t>.</w:t>
       </w:r>
     </w:p>
     <w:p>
@@ -966,7 +1756,67 @@
     </w:p>
     <w:p>
       <w:r>
-        <w:t>Lesson 38 established ⟨0|A^i(x)|k,λ⟩=ε_λ^i(k)e^(−ikx) for the photon field in Coulomb gauge. Contracted against an incoming photon of momentum k, polarization λ, A_μ(x) contributes ε_λ,μ(k)e^(−ikx) by the identical logic to Section 2.1: the annihilation piece of the field's mode expansion is the only one that can remove a photon from the initial state.</w:t>
+        <w:t>Lesson 38 established ⟨0|A</w:t>
+      </w:r>
+      <w:r>
+        <w:rPr>
+          <w:vertAlign w:val="superscript"/>
+        </w:rPr>
+        <w:t>i</w:t>
+      </w:r>
+      <w:r>
+        <w:t>(x)|k,λ⟩=ε</w:t>
+      </w:r>
+      <w:r>
+        <w:rPr>
+          <w:vertAlign w:val="subscript"/>
+        </w:rPr>
+        <w:t>λ</w:t>
+      </w:r>
+      <w:r>
+        <w:rPr>
+          <w:vertAlign w:val="superscript"/>
+        </w:rPr>
+        <w:t>i</w:t>
+      </w:r>
+      <w:r>
+        <w:t>(k)e</w:t>
+      </w:r>
+      <w:r>
+        <w:rPr>
+          <w:vertAlign w:val="superscript"/>
+        </w:rPr>
+        <w:t>−ikx</w:t>
+      </w:r>
+      <w:r>
+        <w:t xml:space="preserve"> for the photon field in Coulomb gauge. Contracted against an incoming photon of momentum k, polarization λ, A</w:t>
+      </w:r>
+      <w:r>
+        <w:rPr>
+          <w:vertAlign w:val="subscript"/>
+        </w:rPr>
+        <w:t>μ</w:t>
+      </w:r>
+      <w:r>
+        <w:t>(x) contributes ε</w:t>
+      </w:r>
+      <w:r>
+        <w:rPr>
+          <w:vertAlign w:val="subscript"/>
+        </w:rPr>
+        <w:t>λ</w:t>
+      </w:r>
+      <w:r>
+        <w:t>,μ(k)e</w:t>
+      </w:r>
+      <w:r>
+        <w:rPr>
+          <w:vertAlign w:val="superscript"/>
+        </w:rPr>
+        <w:t>−ikx</w:t>
+      </w:r>
+      <w:r>
+        <w:t xml:space="preserve"> by the identical logic to Section 2.1: the annihilation piece of the field's mode expansion is the only one that can remove a photon from the initial state.</w:t>
       </w:r>
     </w:p>
     <w:p>
@@ -1001,7 +1851,16 @@
     </w:p>
     <w:p>
       <w:r>
-        <w:t>Substituting the three contractions of Section 2 into Worked example 1's S^(1),</w:t>
+        <w:t>Substituting the three contractions of Section 2 into Worked example 1's S</w:t>
+      </w:r>
+      <w:r>
+        <w:rPr>
+          <w:vertAlign w:val="superscript"/>
+        </w:rPr>
+        <w:t>(1)</w:t>
+      </w:r>
+      <w:r>
+        <w:t>,</w:t>
       </w:r>
     </w:p>
     <w:p>
@@ -1628,44 +2487,103 @@
     </w:p>
     <w:p>
       <w:pPr>
-        <w:spacing w:before="160" w:after="160"/>
+        <w:keepNext/>
+        <w:spacing w:before="160" w:after="40"/>
         <w:jc w:val="center"/>
       </w:pPr>
       <w:r>
-        <w:rPr>
-          <w:rFonts w:ascii="Consolas" w:hAnsi="Consolas" w:cs="Consolas" w:eastAsia="Consolas"/>
-          <w:sz w:val="20"/>
-        </w:rPr>
-        <w:t xml:space="preserve">   e⁻(p) ----*---- e⁻(p')   </w:t>
-      </w:r>
-      <w:r>
-        <w:rPr>
-          <w:rFonts w:ascii="Consolas" w:hAnsi="Consolas" w:cs="Consolas" w:eastAsia="Consolas"/>
-          <w:sz w:val="20"/>
-        </w:rPr>
-        <w:br/>
-        <w:t xml:space="preserve">             |</w:t>
-      </w:r>
-      <w:r>
-        <w:rPr>
-          <w:rFonts w:ascii="Consolas" w:hAnsi="Consolas" w:cs="Consolas" w:eastAsia="Consolas"/>
-          <w:sz w:val="20"/>
-        </w:rPr>
-        <w:br/>
-        <w:t xml:space="preserve">             |</w:t>
-      </w:r>
-      <w:r>
-        <w:rPr>
-          <w:rFonts w:ascii="Consolas" w:hAnsi="Consolas" w:cs="Consolas" w:eastAsia="Consolas"/>
-          <w:sz w:val="20"/>
-        </w:rPr>
-        <w:br/>
-        <w:t xml:space="preserve">            γ(k)</w:t>
+        <w:drawing>
+          <wp:inline xmlns:a="http://schemas.openxmlformats.org/drawingml/2006/main" xmlns:pic="http://schemas.openxmlformats.org/drawingml/2006/picture">
+            <wp:extent cx="3291840" cy="1463599"/>
+            <wp:docPr id="1" name="Picture 1"/>
+            <wp:cNvGraphicFramePr>
+              <a:graphicFrameLocks noChangeAspect="1"/>
+            </wp:cNvGraphicFramePr>
+            <a:graphic>
+              <a:graphicData uri="http://schemas.openxmlformats.org/drawingml/2006/picture">
+                <pic:pic>
+                  <pic:nvPicPr>
+                    <pic:cNvPr id="0" name="L45_vertex.png"/>
+                    <pic:cNvPicPr/>
+                  </pic:nvPicPr>
+                  <pic:blipFill>
+                    <a:blip r:embed="rId11"/>
+                    <a:stretch>
+                      <a:fillRect/>
+                    </a:stretch>
+                  </pic:blipFill>
+                  <pic:spPr>
+                    <a:xfrm>
+                      <a:off x="0" y="0"/>
+                      <a:ext cx="3291840" cy="1463599"/>
+                    </a:xfrm>
+                    <a:prstGeom prst="rect"/>
+                  </pic:spPr>
+                </pic:pic>
+              </a:graphicData>
+            </a:graphic>
+          </wp:inline>
+        </w:drawing>
       </w:r>
     </w:p>
     <w:p>
-      <w:r>
-        <w:t>Writing this as i(2π)⁴δ⁴(p′−p−k)ℳ, the standard convention separating the universal momentum-conserving delta function from the process-specific amplitude ℳ, ℳ = e ū(p′)γ^μu(p)ε_μ(k). Stripping the external wavefunctions ū(p′), u(p), ε_μ(k), which will be replaced by whatever specific particles occupy each leg in a larger diagram, the object attached to this vertex, for every process built from it, is</w:t>
+      <w:pPr>
+        <w:spacing w:after="200"/>
+        <w:jc w:val="center"/>
+      </w:pPr>
+      <w:r>
+        <w:rPr>
+          <w:i/>
+          <w:sz w:val="19"/>
+        </w:rPr>
+        <w:t>Figure 45.1. The QED vertex. A fermion line enters with momentum p and leaves with p′; the photon carries q = p − p′. The vertex factor is ieγ</w:t>
+      </w:r>
+      <w:r>
+        <w:rPr>
+          <w:i/>
+          <w:sz w:val="19"/>
+          <w:vertAlign w:val="superscript"/>
+        </w:rPr>
+        <w:t>μ</w:t>
+      </w:r>
+      <w:r>
+        <w:rPr>
+          <w:i/>
+          <w:sz w:val="19"/>
+        </w:rPr>
+        <w:t>, one gamma matrix and one power of the charge.</w:t>
+      </w:r>
+    </w:p>
+    <w:p>
+      <w:r>
+        <w:t>Writing this as i(2π)⁴δ⁴(p′−p−k)ℳ, the standard convention separating the universal momentum-conserving delta function from the process-specific amplitude ℳ, ℳ = e ū(p′)γ</w:t>
+      </w:r>
+      <w:r>
+        <w:rPr>
+          <w:vertAlign w:val="superscript"/>
+        </w:rPr>
+        <w:t>μ</w:t>
+      </w:r>
+      <w:r>
+        <w:t>u(p)ε</w:t>
+      </w:r>
+      <w:r>
+        <w:rPr>
+          <w:vertAlign w:val="subscript"/>
+        </w:rPr>
+        <w:t>μ</w:t>
+      </w:r>
+      <w:r>
+        <w:t>(k). Stripping the external wavefunctions ū(p′), u(p), ε</w:t>
+      </w:r>
+      <w:r>
+        <w:rPr>
+          <w:vertAlign w:val="subscript"/>
+        </w:rPr>
+        <w:t>μ</w:t>
+      </w:r>
+      <w:r>
+        <w:t>(k), which will be replaced by whatever specific particles occupy each leg in a larger diagram, the object attached to this vertex, for every process built from it, is</w:t>
       </w:r>
     </w:p>
     <w:p>
@@ -1718,7 +2636,70 @@
     </w:p>
     <w:p>
       <w:r>
-        <w:t>Explain why the factor of i in front of eγ^μ, rather than eγ^μ alone, is not an arbitrary convention but a direct consequence of Section 1.2's S^(1)=−i∫d⁴xℋ_int. The i in the vertex factor traces directly to the explicit −i in the definition of S^(1), itself forced by the −i in front of H_int(t) in the interaction-picture Schrödinger equation of Section 1.1, ultimately the same −i that appears in the ordinary time-dependent Schrödinger equation i∂_t|ψ⟩=H|ψ⟩; nothing about the vertex's own definition introduces this factor independently.</w:t>
+        <w:t>Explain why the factor of i in front of eγ</w:t>
+      </w:r>
+      <w:r>
+        <w:rPr>
+          <w:vertAlign w:val="superscript"/>
+        </w:rPr>
+        <w:t>μ</w:t>
+      </w:r>
+      <w:r>
+        <w:t>, rather than eγ</w:t>
+      </w:r>
+      <w:r>
+        <w:rPr>
+          <w:vertAlign w:val="superscript"/>
+        </w:rPr>
+        <w:t>μ</w:t>
+      </w:r>
+      <w:r>
+        <w:t xml:space="preserve"> alone, is not an arbitrary convention but a direct consequence of Section 1.2's S</w:t>
+      </w:r>
+      <w:r>
+        <w:rPr>
+          <w:vertAlign w:val="superscript"/>
+        </w:rPr>
+        <w:t>(1)</w:t>
+      </w:r>
+      <w:r>
+        <w:t>=−i∫d⁴xℋ</w:t>
+      </w:r>
+      <w:r>
+        <w:rPr>
+          <w:vertAlign w:val="subscript"/>
+        </w:rPr>
+        <w:t>int</w:t>
+      </w:r>
+      <w:r>
+        <w:t>. The i in the vertex factor traces directly to the explicit −i in the definition of S</w:t>
+      </w:r>
+      <w:r>
+        <w:rPr>
+          <w:vertAlign w:val="superscript"/>
+        </w:rPr>
+        <w:t>(1)</w:t>
+      </w:r>
+      <w:r>
+        <w:t>, itself forced by the −i in front of H</w:t>
+      </w:r>
+      <w:r>
+        <w:rPr>
+          <w:vertAlign w:val="subscript"/>
+        </w:rPr>
+        <w:t>int</w:t>
+      </w:r>
+      <w:r>
+        <w:t>(t) in the interaction-picture Schrödinger equation of Section 1.1, ultimately the same −i that appears in the ordinary time-dependent Schrödinger equation i∂</w:t>
+      </w:r>
+      <w:r>
+        <w:rPr>
+          <w:vertAlign w:val="subscript"/>
+        </w:rPr>
+        <w:t>t</w:t>
+      </w:r>
+      <w:r>
+        <w:t>|ψ⟩=H|ψ⟩; nothing about the vertex's own definition introduces this factor independently.</w:t>
       </w:r>
     </w:p>
     <w:p>
@@ -1804,7 +2785,16 @@
     </w:p>
     <w:p>
       <w:r>
-        <w:t>The vertex factor ieγ^μ, derived here from a single application of first-order perturbation theory, is a fixed, universal object: the same factor multiplies every occurrence of an electron-photon coupling in every diagram, regardless of which larger process it appears in, the property that makes Feynman-diagram bookkeeping possible in the first place. What is not yet available is a systematic way to combine two or more such vertices, evaluate the resulting sum over intermediate (virtual) momenta, and extract a physical cross section or decay rate; that machinery, extending Section 1's first-order calculation to all orders and organizing the result diagrammatically, is the subject of Part VII, starting with Lesson 46.</w:t>
+        <w:t>The vertex factor ieγ</w:t>
+      </w:r>
+      <w:r>
+        <w:rPr>
+          <w:vertAlign w:val="superscript"/>
+        </w:rPr>
+        <w:t>μ</w:t>
+      </w:r>
+      <w:r>
+        <w:t>, derived here from a single application of first-order perturbation theory, is a fixed, universal object: the same factor multiplies every occurrence of an electron-photon coupling in every diagram, regardless of which larger process it appears in, the property that makes Feynman-diagram bookkeeping possible in the first place. What is not yet available is a systematic way to combine two or more such vertices, evaluate the resulting sum over intermediate (virtual) momenta, and extract a physical cross section or decay rate; that machinery, extending Section 1's first-order calculation to all orders and organizing the result diagrammatically, is the subject of Part VII, starting with Lesson 46.</w:t>
       </w:r>
     </w:p>
     <w:p>
@@ -1888,7 +2878,25 @@
           </w:tcPr>
           <w:p>
             <w:r>
-              <w:t>S^(1)=−i∫d⁴xℋ_int, from the interaction picture</w:t>
+              <w:t>S</w:t>
+            </w:r>
+            <w:r>
+              <w:rPr>
+                <w:vertAlign w:val="superscript"/>
+              </w:rPr>
+              <w:t>(1)</w:t>
+            </w:r>
+            <w:r>
+              <w:t>=−i∫d⁴xℋ</w:t>
+            </w:r>
+            <w:r>
+              <w:rPr>
+                <w:vertAlign w:val="subscript"/>
+              </w:rPr>
+              <w:t>int</w:t>
+            </w:r>
+            <w:r>
+              <w:t>, from the interaction picture</w:t>
             </w:r>
           </w:p>
         </w:tc>
@@ -1962,7 +2970,13 @@
           </w:tcPr>
           <w:p>
             <w:r>
-              <w:t>Vertex factor ieγ^μ</w:t>
+              <w:t>Vertex factor ieγ</w:t>
+            </w:r>
+            <w:r>
+              <w:rPr>
+                <w:vertAlign w:val="superscript"/>
+              </w:rPr>
+              <w:t>μ</w:t>
             </w:r>
           </w:p>
         </w:tc>
@@ -2036,7 +3050,13 @@
           </w:tcPr>
           <w:p>
             <w:r>
-              <w:t>e≈0.303 (Lesson 44) multiplying γ^μ</w:t>
+              <w:t>e≈0.303 (Lesson 44) multiplying γ</w:t>
+            </w:r>
+            <w:r>
+              <w:rPr>
+                <w:vertAlign w:val="superscript"/>
+              </w:rPr>
+              <w:t>μ</w:t>
             </w:r>
           </w:p>
         </w:tc>
@@ -2061,7 +3081,16 @@
     </w:tbl>
     <w:p>
       <w:r>
-        <w:t>With the vertex factor derived and its role clarified, Part VI is complete: ℒ_QED has been assembled (Lesson 42), its field content examined (Lesson 43), its coupling constant characterized (Lesson 44), and its fundamental interaction now reduced to a single, reusable Feynman rule.</w:t>
+        <w:t>With the vertex factor derived and its role clarified, Part VI is complete: ℒ</w:t>
+      </w:r>
+      <w:r>
+        <w:rPr>
+          <w:vertAlign w:val="subscript"/>
+        </w:rPr>
+        <w:t>QED</w:t>
+      </w:r>
+      <w:r>
+        <w:t xml:space="preserve"> has been assembled (Lesson 42), its field content examined (Lesson 43), its coupling constant characterized (Lesson 44), and its fundamental interaction now reduced to a single, reusable Feynman rule.</w:t>
       </w:r>
     </w:p>
     <w:p>
@@ -2081,7 +3110,43 @@
         </w:numPr>
       </w:pPr>
       <w:r>
-        <w:t>First-order time-dependent perturbation theory in the interaction picture gives S^(1)=−i∫d⁴xℋ_int(x)=ie∫d⁴xψ̄γ^μψA_μ for the electron.</w:t>
+        <w:t>First-order time-dependent perturbation theory in the interaction picture gives S</w:t>
+      </w:r>
+      <w:r>
+        <w:rPr>
+          <w:vertAlign w:val="superscript"/>
+        </w:rPr>
+        <w:t>(1)</w:t>
+      </w:r>
+      <w:r>
+        <w:t>=−i∫d⁴xℋ</w:t>
+      </w:r>
+      <w:r>
+        <w:rPr>
+          <w:vertAlign w:val="subscript"/>
+        </w:rPr>
+        <w:t>int</w:t>
+      </w:r>
+      <w:r>
+        <w:t>(x)=ie∫d⁴xψ̄γ</w:t>
+      </w:r>
+      <w:r>
+        <w:rPr>
+          <w:vertAlign w:val="superscript"/>
+        </w:rPr>
+        <w:t>μ</w:t>
+      </w:r>
+      <w:r>
+        <w:t>ψA</w:t>
+      </w:r>
+      <w:r>
+        <w:rPr>
+          <w:vertAlign w:val="subscript"/>
+        </w:rPr>
+        <w:t>μ</w:t>
+      </w:r>
+      <w:r>
+        <w:t xml:space="preserve"> for the electron.</w:t>
       </w:r>
     </w:p>
     <w:p>
@@ -2093,7 +3158,52 @@
         </w:numPr>
       </w:pPr>
       <w:r>
-        <w:t>Contracting ψ, ψ̄, and A_μ against an incoming electron, an outgoing electron, and an incoming photon respectively picks out u(p)e^(−ipx), ū(p′)e^(ip′x), and ε_μ(k)e^(−ikx) from their mode expansions.</w:t>
+        <w:t>Contracting ψ, ψ̄, and A</w:t>
+      </w:r>
+      <w:r>
+        <w:rPr>
+          <w:vertAlign w:val="subscript"/>
+        </w:rPr>
+        <w:t>μ</w:t>
+      </w:r>
+      <w:r>
+        <w:t xml:space="preserve"> against an incoming electron, an outgoing electron, and an incoming photon respectively picks out u(p)e</w:t>
+      </w:r>
+      <w:r>
+        <w:rPr>
+          <w:vertAlign w:val="superscript"/>
+        </w:rPr>
+        <w:t>−ipx</w:t>
+      </w:r>
+      <w:r>
+        <w:t>, ū(p′)e</w:t>
+      </w:r>
+      <w:r>
+        <w:rPr>
+          <w:vertAlign w:val="superscript"/>
+        </w:rPr>
+        <w:t>ip′x</w:t>
+      </w:r>
+      <w:r>
+        <w:t>, and ε</w:t>
+      </w:r>
+      <w:r>
+        <w:rPr>
+          <w:vertAlign w:val="subscript"/>
+        </w:rPr>
+        <w:t>μ</w:t>
+      </w:r>
+      <w:r>
+        <w:t>(k)e</w:t>
+      </w:r>
+      <w:r>
+        <w:rPr>
+          <w:vertAlign w:val="superscript"/>
+        </w:rPr>
+        <w:t>−ikx</w:t>
+      </w:r>
+      <w:r>
+        <w:t xml:space="preserve"> from their mode expansions.</w:t>
       </w:r>
     </w:p>
     <w:p>
@@ -2105,7 +3215,25 @@
         </w:numPr>
       </w:pPr>
       <w:r>
-        <w:t>Substituting and integrating over x gives ie ū(p′)γ^μu(p)ε_μ(k)(2π)⁴δ⁴(p′−p−k).</w:t>
+        <w:t>Substituting and integrating over x gives ie ū(p′)γ</w:t>
+      </w:r>
+      <w:r>
+        <w:rPr>
+          <w:vertAlign w:val="superscript"/>
+        </w:rPr>
+        <w:t>μ</w:t>
+      </w:r>
+      <w:r>
+        <w:t>u(p)ε</w:t>
+      </w:r>
+      <w:r>
+        <w:rPr>
+          <w:vertAlign w:val="subscript"/>
+        </w:rPr>
+        <w:t>μ</w:t>
+      </w:r>
+      <w:r>
+        <w:t>(k)(2π)⁴δ⁴(p′−p−k).</w:t>
       </w:r>
     </w:p>
     <w:p>
@@ -2117,7 +3245,16 @@
         </w:numPr>
       </w:pPr>
       <w:r>
-        <w:t>Stripping the external wavefunctions and delta function leaves the vertex factor, +ieγ^μ, matching every earlier forward reference in the course.</w:t>
+        <w:t>Stripping the external wavefunctions and delta function leaves the vertex factor, +ieγ</w:t>
+      </w:r>
+      <w:r>
+        <w:rPr>
+          <w:vertAlign w:val="superscript"/>
+        </w:rPr>
+        <w:t>μ</w:t>
+      </w:r>
+      <w:r>
+        <w:t>, matching every earlier forward reference in the course.</w:t>
       </w:r>
     </w:p>
     <w:p>
@@ -2153,7 +3290,16 @@
         </w:numPr>
       </w:pPr>
       <w:r>
-        <w:t>This vertex factor is universal, reused unchanged in every diagram built from ℒ_QED, a property Part VII's diagrammatic methods depend on.</w:t>
+        <w:t>This vertex factor is universal, reused unchanged in every diagram built from ℒ</w:t>
+      </w:r>
+      <w:r>
+        <w:rPr>
+          <w:vertAlign w:val="subscript"/>
+        </w:rPr>
+        <w:t>QED</w:t>
+      </w:r>
+      <w:r>
+        <w:t>, a property Part VII's diagrammatic methods depend on.</w:t>
       </w:r>
     </w:p>
     <w:p>
@@ -2266,7 +3412,154 @@
           </w:tcPr>
           <w:p>
             <w:r>
-              <w:t>Starting from |ψ(t)⟩_I=U_I(t,t_0)|ψ(t_0)⟩_I and i∂_t|ψ(t)⟩_I=H_int,I(t)|ψ(t)⟩_I, derive the integral equation U_I(t,t_0)=1−i∫_(t_0)^t dt′H_int,I(t′)U_I(t′,t_0) by direct integration.</w:t>
+              <w:rPr>
+                <w:b/>
+              </w:rPr>
+              <w:t>Extension.</w:t>
+            </w:r>
+            <w:r>
+              <w:t xml:space="preserve"> Starting from |ψ(t)⟩</w:t>
+            </w:r>
+            <w:r>
+              <w:rPr>
+                <w:vertAlign w:val="subscript"/>
+              </w:rPr>
+              <w:t>I</w:t>
+            </w:r>
+            <w:r>
+              <w:t>=U</w:t>
+            </w:r>
+            <w:r>
+              <w:rPr>
+                <w:vertAlign w:val="subscript"/>
+              </w:rPr>
+              <w:t>I</w:t>
+            </w:r>
+            <w:r>
+              <w:t>(t,t</w:t>
+            </w:r>
+            <w:r>
+              <w:rPr>
+                <w:vertAlign w:val="subscript"/>
+              </w:rPr>
+              <w:t>0</w:t>
+            </w:r>
+            <w:r>
+              <w:t>)|ψ(t</w:t>
+            </w:r>
+            <w:r>
+              <w:rPr>
+                <w:vertAlign w:val="subscript"/>
+              </w:rPr>
+              <w:t>0</w:t>
+            </w:r>
+            <w:r>
+              <w:t>)⟩</w:t>
+            </w:r>
+            <w:r>
+              <w:rPr>
+                <w:vertAlign w:val="subscript"/>
+              </w:rPr>
+              <w:t>I</w:t>
+            </w:r>
+            <w:r>
+              <w:t xml:space="preserve"> and i∂</w:t>
+            </w:r>
+            <w:r>
+              <w:rPr>
+                <w:vertAlign w:val="subscript"/>
+              </w:rPr>
+              <w:t>t</w:t>
+            </w:r>
+            <w:r>
+              <w:t>|ψ(t)⟩</w:t>
+            </w:r>
+            <w:r>
+              <w:rPr>
+                <w:vertAlign w:val="subscript"/>
+              </w:rPr>
+              <w:t>I</w:t>
+            </w:r>
+            <w:r>
+              <w:t>=H</w:t>
+            </w:r>
+            <w:r>
+              <w:rPr>
+                <w:vertAlign w:val="subscript"/>
+              </w:rPr>
+              <w:t>int</w:t>
+            </w:r>
+            <w:r>
+              <w:t>,I(t)|ψ(t)⟩</w:t>
+            </w:r>
+            <w:r>
+              <w:rPr>
+                <w:vertAlign w:val="subscript"/>
+              </w:rPr>
+              <w:t>I</w:t>
+            </w:r>
+            <w:r>
+              <w:t>, derive the integral equation U</w:t>
+            </w:r>
+            <w:r>
+              <w:rPr>
+                <w:vertAlign w:val="subscript"/>
+              </w:rPr>
+              <w:t>I</w:t>
+            </w:r>
+            <w:r>
+              <w:t>(t,t</w:t>
+            </w:r>
+            <w:r>
+              <w:rPr>
+                <w:vertAlign w:val="subscript"/>
+              </w:rPr>
+              <w:t>0</w:t>
+            </w:r>
+            <w:r>
+              <w:t>)=1−i∫</w:t>
+            </w:r>
+            <w:r>
+              <w:rPr>
+                <w:vertAlign w:val="subscript"/>
+              </w:rPr>
+              <w:t>t₀</w:t>
+            </w:r>
+            <w:r>
+              <w:rPr>
+                <w:vertAlign w:val="superscript"/>
+              </w:rPr>
+              <w:t>t</w:t>
+            </w:r>
+            <w:r>
+              <w:t xml:space="preserve"> dt′H</w:t>
+            </w:r>
+            <w:r>
+              <w:rPr>
+                <w:vertAlign w:val="subscript"/>
+              </w:rPr>
+              <w:t>int</w:t>
+            </w:r>
+            <w:r>
+              <w:t>,I(t′)U</w:t>
+            </w:r>
+            <w:r>
+              <w:rPr>
+                <w:vertAlign w:val="subscript"/>
+              </w:rPr>
+              <w:t>I</w:t>
+            </w:r>
+            <w:r>
+              <w:t>(t′,t</w:t>
+            </w:r>
+            <w:r>
+              <w:rPr>
+                <w:vertAlign w:val="subscript"/>
+              </w:rPr>
+              <w:t>0</w:t>
+            </w:r>
+            <w:r>
+              <w:t>) by direct integration.</w:t>
             </w:r>
           </w:p>
         </w:tc>
@@ -2304,7 +3597,46 @@
           </w:tcPr>
           <w:p>
             <w:r>
-              <w:t>Explain why replacing U_I(t′,t_0) by its zeroth-order value, 1, under the integral gives the first-order approximation U_I^(1), and state what physical assumption (weak coupling) justifies stopping at this order.</w:t>
+              <w:rPr>
+                <w:b/>
+              </w:rPr>
+              <w:t>Extension.</w:t>
+            </w:r>
+            <w:r>
+              <w:t xml:space="preserve"> Explain why replacing U</w:t>
+            </w:r>
+            <w:r>
+              <w:rPr>
+                <w:vertAlign w:val="subscript"/>
+              </w:rPr>
+              <w:t>I</w:t>
+            </w:r>
+            <w:r>
+              <w:t>(t′,t</w:t>
+            </w:r>
+            <w:r>
+              <w:rPr>
+                <w:vertAlign w:val="subscript"/>
+              </w:rPr>
+              <w:t>0</w:t>
+            </w:r>
+            <w:r>
+              <w:t>) by its zeroth-order value, 1, under the integral gives the first-order approximation U</w:t>
+            </w:r>
+            <w:r>
+              <w:rPr>
+                <w:vertAlign w:val="subscript"/>
+              </w:rPr>
+              <w:t>I</w:t>
+            </w:r>
+            <w:r>
+              <w:rPr>
+                <w:vertAlign w:val="superscript"/>
+              </w:rPr>
+              <w:t>(1)</w:t>
+            </w:r>
+            <w:r>
+              <w:t>, and state what physical assumption (weak coupling) justifies stopping at this order.</w:t>
             </w:r>
           </w:p>
         </w:tc>
@@ -2340,7 +3672,46 @@
           </w:tcPr>
           <w:p>
             <w:r>
-              <w:t>Starting from H_int(t)=∫d³xℋ_int(x,t), rewrite U_I^(1)(+∞,−∞) as a single four-dimensional integral, ∫d⁴x.</w:t>
+              <w:rPr>
+                <w:b/>
+              </w:rPr>
+              <w:t>Extension.</w:t>
+            </w:r>
+            <w:r>
+              <w:t xml:space="preserve"> Starting from H</w:t>
+            </w:r>
+            <w:r>
+              <w:rPr>
+                <w:vertAlign w:val="subscript"/>
+              </w:rPr>
+              <w:t>int</w:t>
+            </w:r>
+            <w:r>
+              <w:t>(t)=∫d³xℋ</w:t>
+            </w:r>
+            <w:r>
+              <w:rPr>
+                <w:vertAlign w:val="subscript"/>
+              </w:rPr>
+              <w:t>int</w:t>
+            </w:r>
+            <w:r>
+              <w:t>(x,t), rewrite U</w:t>
+            </w:r>
+            <w:r>
+              <w:rPr>
+                <w:vertAlign w:val="subscript"/>
+              </w:rPr>
+              <w:t>I</w:t>
+            </w:r>
+            <w:r>
+              <w:rPr>
+                <w:vertAlign w:val="superscript"/>
+              </w:rPr>
+              <w:t>(1)</w:t>
+            </w:r>
+            <w:r>
+              <w:t>(+∞,−∞) as a single four-dimensional integral, ∫d⁴x.</w:t>
             </w:r>
           </w:p>
         </w:tc>
@@ -2378,7 +3749,85 @@
           </w:tcPr>
           <w:p>
             <w:r>
-              <w:t>Using ℋ_int=−ℒ_int and ℒ_int=eψ̄γ^μψA_μ, derive Worked example 1's result S^(1)=ie∫d⁴xψ̄γ^μψA_μ.</w:t>
+              <w:rPr>
+                <w:b/>
+              </w:rPr>
+              <w:t>Core.</w:t>
+            </w:r>
+            <w:r>
+              <w:t xml:space="preserve"> Using ℋ</w:t>
+            </w:r>
+            <w:r>
+              <w:rPr>
+                <w:vertAlign w:val="subscript"/>
+              </w:rPr>
+              <w:t>int</w:t>
+            </w:r>
+            <w:r>
+              <w:t>=−ℒ</w:t>
+            </w:r>
+            <w:r>
+              <w:rPr>
+                <w:vertAlign w:val="subscript"/>
+              </w:rPr>
+              <w:t>int</w:t>
+            </w:r>
+            <w:r>
+              <w:t xml:space="preserve"> and ℒ</w:t>
+            </w:r>
+            <w:r>
+              <w:rPr>
+                <w:vertAlign w:val="subscript"/>
+              </w:rPr>
+              <w:t>int</w:t>
+            </w:r>
+            <w:r>
+              <w:t>=eψ̄γ</w:t>
+            </w:r>
+            <w:r>
+              <w:rPr>
+                <w:vertAlign w:val="superscript"/>
+              </w:rPr>
+              <w:t>μ</w:t>
+            </w:r>
+            <w:r>
+              <w:t>ψA</w:t>
+            </w:r>
+            <w:r>
+              <w:rPr>
+                <w:vertAlign w:val="subscript"/>
+              </w:rPr>
+              <w:t>μ</w:t>
+            </w:r>
+            <w:r>
+              <w:t>, derive Worked example 1's result S</w:t>
+            </w:r>
+            <w:r>
+              <w:rPr>
+                <w:vertAlign w:val="superscript"/>
+              </w:rPr>
+              <w:t>(1)</w:t>
+            </w:r>
+            <w:r>
+              <w:t>=ie∫d⁴xψ̄γ</w:t>
+            </w:r>
+            <w:r>
+              <w:rPr>
+                <w:vertAlign w:val="superscript"/>
+              </w:rPr>
+              <w:t>μ</w:t>
+            </w:r>
+            <w:r>
+              <w:t>ψA</w:t>
+            </w:r>
+            <w:r>
+              <w:rPr>
+                <w:vertAlign w:val="subscript"/>
+              </w:rPr>
+              <w:t>μ</w:t>
+            </w:r>
+            <w:r>
+              <w:t>.</w:t>
             </w:r>
           </w:p>
         </w:tc>
@@ -2414,7 +3863,22 @@
           </w:tcPr>
           <w:p>
             <w:r>
-              <w:t>Explain why the d_s†(p) term of ψ(x)'s mode expansion does not contribute to the annihilation of an incoming electron, referring to what physical particle the d operators are associated with.</w:t>
+              <w:rPr>
+                <w:b/>
+              </w:rPr>
+              <w:t>Core.</w:t>
+            </w:r>
+            <w:r>
+              <w:t xml:space="preserve"> Explain why the d</w:t>
+            </w:r>
+            <w:r>
+              <w:rPr>
+                <w:vertAlign w:val="subscript"/>
+              </w:rPr>
+              <w:t>s†</w:t>
+            </w:r>
+            <w:r>
+              <w:t>(p) term of ψ(x)'s mode expansion does not contribute to the annihilation of an incoming electron, referring to what physical particle the d operators are associated with.</w:t>
             </w:r>
           </w:p>
         </w:tc>
@@ -2452,7 +3916,13 @@
           </w:tcPr>
           <w:p>
             <w:r>
-              <w:t>Write out the specific term of ψ̄(x)'s mode expansion responsible for creating an outgoing electron of momentum p′, spin s′, and identify its exponential factor.</w:t>
+              <w:rPr>
+                <w:b/>
+              </w:rPr>
+              <w:t>Core.</w:t>
+            </w:r>
+            <w:r>
+              <w:t xml:space="preserve"> Write out the specific term of ψ̄(x)'s mode expansion responsible for creating an outgoing electron of momentum p′, spin s′, and identify its exponential factor.</w:t>
             </w:r>
           </w:p>
         </w:tc>
@@ -2488,7 +3958,31 @@
           </w:tcPr>
           <w:p>
             <w:r>
-              <w:t>State the mode-expansion contraction used for an incoming photon in Section 2.3, and explain why the relevant matrix element is ⟨0|A^i(x)|k,λ⟩ rather than ⟨k,λ|A^i(x)|0⟩.</w:t>
+              <w:rPr>
+                <w:b/>
+              </w:rPr>
+              <w:t>Extension.</w:t>
+            </w:r>
+            <w:r>
+              <w:t xml:space="preserve"> State the mode-expansion contraction used for an incoming photon in Section 2.3, and explain why the relevant matrix element is ⟨0|A</w:t>
+            </w:r>
+            <w:r>
+              <w:rPr>
+                <w:vertAlign w:val="superscript"/>
+              </w:rPr>
+              <w:t>i</w:t>
+            </w:r>
+            <w:r>
+              <w:t>(x)|k,λ⟩ rather than ⟨k,λ|A</w:t>
+            </w:r>
+            <w:r>
+              <w:rPr>
+                <w:vertAlign w:val="superscript"/>
+              </w:rPr>
+              <w:t>i</w:t>
+            </w:r>
+            <w:r>
+              <w:t>(x)|0⟩.</w:t>
             </w:r>
           </w:p>
         </w:tc>
@@ -2526,7 +4020,40 @@
           </w:tcPr>
           <w:p>
             <w:r>
-              <w:t>Carry out the x-integral of Section 3.1 explicitly, combining the three exponential factors e^(ip′x), e^(−ipx), e^(−ikx) into a single exponential and identifying its coefficient in the exponent as i(p′−p−k).</w:t>
+              <w:rPr>
+                <w:b/>
+              </w:rPr>
+              <w:t>Extension.</w:t>
+            </w:r>
+            <w:r>
+              <w:t xml:space="preserve"> Carry out the x-integral of Section 3.1 explicitly, combining the three exponential factors e</w:t>
+            </w:r>
+            <w:r>
+              <w:rPr>
+                <w:vertAlign w:val="superscript"/>
+              </w:rPr>
+              <w:t>ip′x</w:t>
+            </w:r>
+            <w:r>
+              <w:t>, e</w:t>
+            </w:r>
+            <w:r>
+              <w:rPr>
+                <w:vertAlign w:val="superscript"/>
+              </w:rPr>
+              <w:t>−ipx</w:t>
+            </w:r>
+            <w:r>
+              <w:t>, e</w:t>
+            </w:r>
+            <w:r>
+              <w:rPr>
+                <w:vertAlign w:val="superscript"/>
+              </w:rPr>
+              <w:t>−ikx</w:t>
+            </w:r>
+            <w:r>
+              <w:t xml:space="preserve"> into a single exponential and identifying its coefficient in the exponent as i(p′−p−k).</w:t>
             </w:r>
           </w:p>
         </w:tc>
@@ -2562,7 +4089,49 @@
           </w:tcPr>
           <w:p>
             <w:r>
-              <w:t>Confirm that stripping ū(p′), u(p), and ε_μ(k) from ie ū(p′)γ^μu(p)ε_μ(k) leaves exactly ieγ^μ, and state which earlier lesson first quoted this value as a forward reference.</w:t>
+              <w:rPr>
+                <w:b/>
+              </w:rPr>
+              <w:t>Core.</w:t>
+            </w:r>
+            <w:r>
+              <w:t xml:space="preserve"> Confirm that stripping ū(p′), u(p), and ε</w:t>
+            </w:r>
+            <w:r>
+              <w:rPr>
+                <w:vertAlign w:val="subscript"/>
+              </w:rPr>
+              <w:t>μ</w:t>
+            </w:r>
+            <w:r>
+              <w:t>(k) from ie ū(p′)γ</w:t>
+            </w:r>
+            <w:r>
+              <w:rPr>
+                <w:vertAlign w:val="superscript"/>
+              </w:rPr>
+              <w:t>μ</w:t>
+            </w:r>
+            <w:r>
+              <w:t>u(p)ε</w:t>
+            </w:r>
+            <w:r>
+              <w:rPr>
+                <w:vertAlign w:val="subscript"/>
+              </w:rPr>
+              <w:t>μ</w:t>
+            </w:r>
+            <w:r>
+              <w:t>(k) leaves exactly ieγ</w:t>
+            </w:r>
+            <w:r>
+              <w:rPr>
+                <w:vertAlign w:val="superscript"/>
+              </w:rPr>
+              <w:t>μ</w:t>
+            </w:r>
+            <w:r>
+              <w:t>, and state which earlier lesson first quoted this value as a forward reference.</w:t>
             </w:r>
           </w:p>
         </w:tc>
@@ -2600,7 +4169,13 @@
           </w:tcPr>
           <w:p>
             <w:r>
-              <w:t>Explain, referring to Section 1.2, why the overall factor of i in the vertex is not a free choice but is fixed by the same −i that appears in the ordinary time-dependent Schrödinger equation.</w:t>
+              <w:rPr>
+                <w:b/>
+              </w:rPr>
+              <w:t>Core.</w:t>
+            </w:r>
+            <w:r>
+              <w:t xml:space="preserve"> Explain, referring to Section 1.2, why the overall factor of i in the vertex is not a free choice but is fixed by the same −i that appears in the ordinary time-dependent Schrödinger equation.</w:t>
             </w:r>
           </w:p>
         </w:tc>
@@ -2636,7 +4211,13 @@
           </w:tcPr>
           <w:p>
             <w:r>
-              <w:t>Evaluate p·k explicitly in the electron's rest frame, p=(m,0,0,0), for a photon of energy ω and momentum k, and show p·k=mω.</w:t>
+              <w:rPr>
+                <w:b/>
+              </w:rPr>
+              <w:t>Core.</w:t>
+            </w:r>
+            <w:r>
+              <w:t xml:space="preserve"> Evaluate p·k explicitly in the electron's rest frame, p=(m,0,0,0), for a photon of energy ω and momentum k, and show p·k=mω.</w:t>
             </w:r>
           </w:p>
         </w:tc>
@@ -2674,7 +4255,13 @@
           </w:tcPr>
           <w:p>
             <w:r>
-              <w:t>Using Exercise 11 and Section 4.1's result p·k=0, show that ω=0 is required, and explain why a zero-energy photon is not a physically meaningful external particle.</w:t>
+              <w:rPr>
+                <w:b/>
+              </w:rPr>
+              <w:t>Core.</w:t>
+            </w:r>
+            <w:r>
+              <w:t xml:space="preserve"> Using Exercise 11 and Section 4.1's result p·k=0, show that ω=0 is required, and explain why a zero-energy photon is not a physically meaningful external particle.</w:t>
             </w:r>
           </w:p>
         </w:tc>
@@ -2710,7 +4297,13 @@
           </w:tcPr>
           <w:p>
             <w:r>
-              <w:t>Explain, in a sentence, why Compton scattering requires at least two vertices, referring to Worked example 4 and the fact that a single vertex cannot satisfy on-shell momentum conservation.</w:t>
+              <w:rPr>
+                <w:b/>
+              </w:rPr>
+              <w:t>Core.</w:t>
+            </w:r>
+            <w:r>
+              <w:t xml:space="preserve"> Explain, in a sentence, why Compton scattering requires at least two vertices, referring to Worked example 4 and the fact that a single vertex cannot satisfy on-shell momentum conservation.</w:t>
             </w:r>
           </w:p>
         </w:tc>
@@ -2748,7 +4341,13 @@
           </w:tcPr>
           <w:p>
             <w:r>
-              <w:t>If the initial state instead contained a positron rather than an electron, state which piece of ψ̄ (the b† or the d term) would be responsible for annihilating it, and which piece of ψ would be responsible for creating an outgoing positron.</w:t>
+              <w:rPr>
+                <w:b/>
+              </w:rPr>
+              <w:t>Extension.</w:t>
+            </w:r>
+            <w:r>
+              <w:t xml:space="preserve"> If the initial state instead contained a positron rather than an electron, state which piece of ψ̄ (the b† or the d term) would be responsible for annihilating it, and which piece of ψ would be responsible for creating an outgoing positron.</w:t>
             </w:r>
           </w:p>
         </w:tc>
@@ -2784,7 +4383,22 @@
           </w:tcPr>
           <w:p>
             <w:r>
-              <w:t>Explain why the vertex factor ieγ^μ derived in Section 3.3 contains no reference to the specific momenta p, p′, or k, and state what this implies about reusing the same vertex factor in a diagram with entirely different external momenta.</w:t>
+              <w:rPr>
+                <w:b/>
+              </w:rPr>
+              <w:t>Extension.</w:t>
+            </w:r>
+            <w:r>
+              <w:t xml:space="preserve"> Explain why the vertex factor ieγ</w:t>
+            </w:r>
+            <w:r>
+              <w:rPr>
+                <w:vertAlign w:val="superscript"/>
+              </w:rPr>
+              <w:t>μ</w:t>
+            </w:r>
+            <w:r>
+              <w:t xml:space="preserve"> derived in Section 3.3 contains no reference to the specific momenta p, p′, or k, and state what this implies about reusing the same vertex factor in a diagram with entirely different external momenta.</w:t>
             </w:r>
           </w:p>
         </w:tc>
@@ -2822,7 +4436,13 @@
           </w:tcPr>
           <w:p>
             <w:r>
-              <w:t>Challenge: list, in order, the three inputs this lesson's derivation depended on (a formula from time-dependent perturbation theory, specific results from the field quantizations of Lessons 36 and 38, and the interaction term derived in Lesson 40), and state, for each, what would have had to be different if the derivation had instead been carried out for a hypothetical scalar (rather than Dirac) charged field interacting with the photon.</w:t>
+              <w:rPr>
+                <w:b/>
+              </w:rPr>
+              <w:t>Challenge.</w:t>
+            </w:r>
+            <w:r>
+              <w:t xml:space="preserve"> List, in order, the three inputs this lesson's derivation depended on (a formula from time-dependent perturbation theory, specific results from the field quantizations of Lessons 36 and 38, and the interaction term derived in Lesson 40), and state, for each, what would have had to be different if the derivation had instead been carried out for a hypothetical scalar (rather than Dirac) charged field interacting with the photon.</w:t>
             </w:r>
           </w:p>
         </w:tc>
@@ -2839,6 +4459,14 @@
     <w:p>
       <w:r>
         <w:rPr>
+          <w:i/>
+        </w:rPr>
+        <w:t>Attempt each exercise before reading its solution. If you are stuck, read only the first sentence of the solution, then try again.</w:t>
+      </w:r>
+    </w:p>
+    <w:p>
+      <w:r>
+        <w:rPr>
           <w:b/>
         </w:rPr>
         <w:t>1.</w:t>
@@ -2847,7 +4475,217 @@
         <w:t xml:space="preserve"> </w:t>
       </w:r>
       <w:r>
-        <w:t>Integrating i∂_tU_I(t,t_0)=H_int,I(t)U_I(t,t_0) from t_0 to t, using U_I(t_0,t_0)=1, gives U_I(t,t_0)−1=−i∫_(t_0)^t dt′H_int,I(t′)U_I(t′,t_0), i.e. U_I(t,t_0)=1−i∫_(t_0)^t dt′H_int,I(t′)U_I(t′,t_0), the stated integral equation, exact and not yet perturbative.</w:t>
+        <w:t>Integrating i∂</w:t>
+      </w:r>
+      <w:r>
+        <w:rPr>
+          <w:vertAlign w:val="subscript"/>
+        </w:rPr>
+        <w:t>t</w:t>
+      </w:r>
+      <w:r>
+        <w:t>U</w:t>
+      </w:r>
+      <w:r>
+        <w:rPr>
+          <w:vertAlign w:val="subscript"/>
+        </w:rPr>
+        <w:t>I</w:t>
+      </w:r>
+      <w:r>
+        <w:t>(t,t</w:t>
+      </w:r>
+      <w:r>
+        <w:rPr>
+          <w:vertAlign w:val="subscript"/>
+        </w:rPr>
+        <w:t>0</w:t>
+      </w:r>
+      <w:r>
+        <w:t>)=H</w:t>
+      </w:r>
+      <w:r>
+        <w:rPr>
+          <w:vertAlign w:val="subscript"/>
+        </w:rPr>
+        <w:t>int</w:t>
+      </w:r>
+      <w:r>
+        <w:t>,I(t)U</w:t>
+      </w:r>
+      <w:r>
+        <w:rPr>
+          <w:vertAlign w:val="subscript"/>
+        </w:rPr>
+        <w:t>I</w:t>
+      </w:r>
+      <w:r>
+        <w:t>(t,t</w:t>
+      </w:r>
+      <w:r>
+        <w:rPr>
+          <w:vertAlign w:val="subscript"/>
+        </w:rPr>
+        <w:t>0</w:t>
+      </w:r>
+      <w:r>
+        <w:t>) from t</w:t>
+      </w:r>
+      <w:r>
+        <w:rPr>
+          <w:vertAlign w:val="subscript"/>
+        </w:rPr>
+        <w:t>0</w:t>
+      </w:r>
+      <w:r>
+        <w:t xml:space="preserve"> to t, using U</w:t>
+      </w:r>
+      <w:r>
+        <w:rPr>
+          <w:vertAlign w:val="subscript"/>
+        </w:rPr>
+        <w:t>I</w:t>
+      </w:r>
+      <w:r>
+        <w:t>(t</w:t>
+      </w:r>
+      <w:r>
+        <w:rPr>
+          <w:vertAlign w:val="subscript"/>
+        </w:rPr>
+        <w:t>0</w:t>
+      </w:r>
+      <w:r>
+        <w:t>,t</w:t>
+      </w:r>
+      <w:r>
+        <w:rPr>
+          <w:vertAlign w:val="subscript"/>
+        </w:rPr>
+        <w:t>0</w:t>
+      </w:r>
+      <w:r>
+        <w:t>)=1, gives U</w:t>
+      </w:r>
+      <w:r>
+        <w:rPr>
+          <w:vertAlign w:val="subscript"/>
+        </w:rPr>
+        <w:t>I</w:t>
+      </w:r>
+      <w:r>
+        <w:t>(t,t</w:t>
+      </w:r>
+      <w:r>
+        <w:rPr>
+          <w:vertAlign w:val="subscript"/>
+        </w:rPr>
+        <w:t>0</w:t>
+      </w:r>
+      <w:r>
+        <w:t>)−1=−i∫</w:t>
+      </w:r>
+      <w:r>
+        <w:rPr>
+          <w:vertAlign w:val="subscript"/>
+        </w:rPr>
+        <w:t>t₀</w:t>
+      </w:r>
+      <w:r>
+        <w:rPr>
+          <w:vertAlign w:val="superscript"/>
+        </w:rPr>
+        <w:t>t</w:t>
+      </w:r>
+      <w:r>
+        <w:t xml:space="preserve"> dt′H</w:t>
+      </w:r>
+      <w:r>
+        <w:rPr>
+          <w:vertAlign w:val="subscript"/>
+        </w:rPr>
+        <w:t>int</w:t>
+      </w:r>
+      <w:r>
+        <w:t>,I(t′)U</w:t>
+      </w:r>
+      <w:r>
+        <w:rPr>
+          <w:vertAlign w:val="subscript"/>
+        </w:rPr>
+        <w:t>I</w:t>
+      </w:r>
+      <w:r>
+        <w:t>(t′,t</w:t>
+      </w:r>
+      <w:r>
+        <w:rPr>
+          <w:vertAlign w:val="subscript"/>
+        </w:rPr>
+        <w:t>0</w:t>
+      </w:r>
+      <w:r>
+        <w:t>), i.e. U</w:t>
+      </w:r>
+      <w:r>
+        <w:rPr>
+          <w:vertAlign w:val="subscript"/>
+        </w:rPr>
+        <w:t>I</w:t>
+      </w:r>
+      <w:r>
+        <w:t>(t,t</w:t>
+      </w:r>
+      <w:r>
+        <w:rPr>
+          <w:vertAlign w:val="subscript"/>
+        </w:rPr>
+        <w:t>0</w:t>
+      </w:r>
+      <w:r>
+        <w:t>)=1−i∫</w:t>
+      </w:r>
+      <w:r>
+        <w:rPr>
+          <w:vertAlign w:val="subscript"/>
+        </w:rPr>
+        <w:t>t₀</w:t>
+      </w:r>
+      <w:r>
+        <w:rPr>
+          <w:vertAlign w:val="superscript"/>
+        </w:rPr>
+        <w:t>t</w:t>
+      </w:r>
+      <w:r>
+        <w:t xml:space="preserve"> dt′H</w:t>
+      </w:r>
+      <w:r>
+        <w:rPr>
+          <w:vertAlign w:val="subscript"/>
+        </w:rPr>
+        <w:t>int</w:t>
+      </w:r>
+      <w:r>
+        <w:t>,I(t′)U</w:t>
+      </w:r>
+      <w:r>
+        <w:rPr>
+          <w:vertAlign w:val="subscript"/>
+        </w:rPr>
+        <w:t>I</w:t>
+      </w:r>
+      <w:r>
+        <w:t>(t′,t</w:t>
+      </w:r>
+      <w:r>
+        <w:rPr>
+          <w:vertAlign w:val="subscript"/>
+        </w:rPr>
+        <w:t>0</w:t>
+      </w:r>
+      <w:r>
+        <w:t>), the stated integral equation, exact and not yet perturbative.</w:t>
       </w:r>
     </w:p>
     <w:p>
@@ -2861,7 +4699,61 @@
         <w:t xml:space="preserve"> </w:t>
       </w:r>
       <w:r>
-        <w:t>Under the integral, U_I(t′,t_0) itself equals 1 plus a term already proportional to H_int; replacing it by exactly 1 discards all terms with two or more powers of H_int, keeping only the single-power (first-order) term. This is justified when H_int is weak, in the specific, quantitative sense established in Lesson 44: the dimensionless coupling e≈0.303 (and more precisely α≈1/137 controlling probabilities) is small enough that each additional power of H_int contributes a strongly suppressed correction.</w:t>
+        <w:t>Under the integral, U</w:t>
+      </w:r>
+      <w:r>
+        <w:rPr>
+          <w:vertAlign w:val="subscript"/>
+        </w:rPr>
+        <w:t>I</w:t>
+      </w:r>
+      <w:r>
+        <w:t>(t′,t</w:t>
+      </w:r>
+      <w:r>
+        <w:rPr>
+          <w:vertAlign w:val="subscript"/>
+        </w:rPr>
+        <w:t>0</w:t>
+      </w:r>
+      <w:r>
+        <w:t>) itself equals 1 plus a term already proportional to H</w:t>
+      </w:r>
+      <w:r>
+        <w:rPr>
+          <w:vertAlign w:val="subscript"/>
+        </w:rPr>
+        <w:t>int</w:t>
+      </w:r>
+      <w:r>
+        <w:t>; replacing it by exactly 1 discards all terms with two or more powers of H</w:t>
+      </w:r>
+      <w:r>
+        <w:rPr>
+          <w:vertAlign w:val="subscript"/>
+        </w:rPr>
+        <w:t>int</w:t>
+      </w:r>
+      <w:r>
+        <w:t>, keeping only the single-power (first-order) term. This is justified when H</w:t>
+      </w:r>
+      <w:r>
+        <w:rPr>
+          <w:vertAlign w:val="subscript"/>
+        </w:rPr>
+        <w:t>int</w:t>
+      </w:r>
+      <w:r>
+        <w:t xml:space="preserve"> is weak, in the specific, quantitative sense established in Lesson 44: the dimensionless coupling e≈0.303 (and more precisely α≈1/137 controlling probabilities) is small enough that each additional power of H</w:t>
+      </w:r>
+      <w:r>
+        <w:rPr>
+          <w:vertAlign w:val="subscript"/>
+        </w:rPr>
+        <w:t>int</w:t>
+      </w:r>
+      <w:r>
+        <w:t xml:space="preserve"> contributes a strongly suppressed correction.</w:t>
       </w:r>
     </w:p>
     <w:p>
@@ -2875,7 +4767,79 @@
         <w:t xml:space="preserve"> </w:t>
       </w:r>
       <w:r>
-        <w:t>U_I^(1)(+∞,−∞)=−i∫_(−∞)^(+∞)dt′H_int,I(t′)=−i∫_(−∞)^(+∞)dt′∫d³xℋ_int(x,t′)=−i∫d⁴xℋ_int(x), combining the separate time and space integrals into the single four-dimensional integral by definition of d⁴x=dt d³x.</w:t>
+        <w:t>U</w:t>
+      </w:r>
+      <w:r>
+        <w:rPr>
+          <w:vertAlign w:val="subscript"/>
+        </w:rPr>
+        <w:t>I</w:t>
+      </w:r>
+      <w:r>
+        <w:rPr>
+          <w:vertAlign w:val="superscript"/>
+        </w:rPr>
+        <w:t>(1)</w:t>
+      </w:r>
+      <w:r>
+        <w:t>(+∞,−∞)=−i∫</w:t>
+      </w:r>
+      <w:r>
+        <w:rPr>
+          <w:vertAlign w:val="subscript"/>
+        </w:rPr>
+        <w:t>−∞</w:t>
+      </w:r>
+      <w:r>
+        <w:rPr>
+          <w:vertAlign w:val="superscript"/>
+        </w:rPr>
+        <w:t>+∞</w:t>
+      </w:r>
+      <w:r>
+        <w:t>dt′H</w:t>
+      </w:r>
+      <w:r>
+        <w:rPr>
+          <w:vertAlign w:val="subscript"/>
+        </w:rPr>
+        <w:t>int</w:t>
+      </w:r>
+      <w:r>
+        <w:t>,I(t′)=−i∫</w:t>
+      </w:r>
+      <w:r>
+        <w:rPr>
+          <w:vertAlign w:val="subscript"/>
+        </w:rPr>
+        <w:t>−∞</w:t>
+      </w:r>
+      <w:r>
+        <w:rPr>
+          <w:vertAlign w:val="superscript"/>
+        </w:rPr>
+        <w:t>+∞</w:t>
+      </w:r>
+      <w:r>
+        <w:t>dt′∫d³xℋ</w:t>
+      </w:r>
+      <w:r>
+        <w:rPr>
+          <w:vertAlign w:val="subscript"/>
+        </w:rPr>
+        <w:t>int</w:t>
+      </w:r>
+      <w:r>
+        <w:t>(x,t′)=−i∫d⁴xℋ</w:t>
+      </w:r>
+      <w:r>
+        <w:rPr>
+          <w:vertAlign w:val="subscript"/>
+        </w:rPr>
+        <w:t>int</w:t>
+      </w:r>
+      <w:r>
+        <w:t>(x), combining the separate time and space integrals into the single four-dimensional integral by definition of d⁴x=dt d³x.</w:t>
       </w:r>
     </w:p>
     <w:p>
@@ -2889,7 +4853,124 @@
         <w:t xml:space="preserve"> </w:t>
       </w:r>
       <w:r>
-        <w:t>S^(1)=−i∫d⁴xℋ_int(x)=−i∫d⁴x(−ℒ_int(x))=i∫d⁴xℒ_int(x)=i∫d⁴x(eψ̄γ^μψA_μ)=ie∫d⁴xψ̄γ^μψA_μ, using ℋ_int=−ℒ_int and ℒ_int=eψ̄γ^μψA_μ in turn.</w:t>
+        <w:t>S</w:t>
+      </w:r>
+      <w:r>
+        <w:rPr>
+          <w:vertAlign w:val="superscript"/>
+        </w:rPr>
+        <w:t>(1)</w:t>
+      </w:r>
+      <w:r>
+        <w:t>=−i∫d⁴xℋ</w:t>
+      </w:r>
+      <w:r>
+        <w:rPr>
+          <w:vertAlign w:val="subscript"/>
+        </w:rPr>
+        <w:t>int</w:t>
+      </w:r>
+      <w:r>
+        <w:t>(x)=−i∫d⁴x(−ℒ</w:t>
+      </w:r>
+      <w:r>
+        <w:rPr>
+          <w:vertAlign w:val="subscript"/>
+        </w:rPr>
+        <w:t>int</w:t>
+      </w:r>
+      <w:r>
+        <w:t>(x))=i∫d⁴xℒ</w:t>
+      </w:r>
+      <w:r>
+        <w:rPr>
+          <w:vertAlign w:val="subscript"/>
+        </w:rPr>
+        <w:t>int</w:t>
+      </w:r>
+      <w:r>
+        <w:t>(x)=i∫d⁴x(eψ̄γ</w:t>
+      </w:r>
+      <w:r>
+        <w:rPr>
+          <w:vertAlign w:val="superscript"/>
+        </w:rPr>
+        <w:t>μ</w:t>
+      </w:r>
+      <w:r>
+        <w:t>ψA</w:t>
+      </w:r>
+      <w:r>
+        <w:rPr>
+          <w:vertAlign w:val="subscript"/>
+        </w:rPr>
+        <w:t>μ</w:t>
+      </w:r>
+      <w:r>
+        <w:t>)=ie∫d⁴xψ̄γ</w:t>
+      </w:r>
+      <w:r>
+        <w:rPr>
+          <w:vertAlign w:val="superscript"/>
+        </w:rPr>
+        <w:t>μ</w:t>
+      </w:r>
+      <w:r>
+        <w:t>ψA</w:t>
+      </w:r>
+      <w:r>
+        <w:rPr>
+          <w:vertAlign w:val="subscript"/>
+        </w:rPr>
+        <w:t>μ</w:t>
+      </w:r>
+      <w:r>
+        <w:t>, using ℋ</w:t>
+      </w:r>
+      <w:r>
+        <w:rPr>
+          <w:vertAlign w:val="subscript"/>
+        </w:rPr>
+        <w:t>int</w:t>
+      </w:r>
+      <w:r>
+        <w:t>=−ℒ</w:t>
+      </w:r>
+      <w:r>
+        <w:rPr>
+          <w:vertAlign w:val="subscript"/>
+        </w:rPr>
+        <w:t>int</w:t>
+      </w:r>
+      <w:r>
+        <w:t xml:space="preserve"> and ℒ</w:t>
+      </w:r>
+      <w:r>
+        <w:rPr>
+          <w:vertAlign w:val="subscript"/>
+        </w:rPr>
+        <w:t>int</w:t>
+      </w:r>
+      <w:r>
+        <w:t>=eψ̄γ</w:t>
+      </w:r>
+      <w:r>
+        <w:rPr>
+          <w:vertAlign w:val="superscript"/>
+        </w:rPr>
+        <w:t>μ</w:t>
+      </w:r>
+      <w:r>
+        <w:t>ψA</w:t>
+      </w:r>
+      <w:r>
+        <w:rPr>
+          <w:vertAlign w:val="subscript"/>
+        </w:rPr>
+        <w:t>μ</w:t>
+      </w:r>
+      <w:r>
+        <w:t xml:space="preserve"> in turn.</w:t>
       </w:r>
     </w:p>
     <w:p>
@@ -2903,7 +4984,25 @@
         <w:t xml:space="preserve"> </w:t>
       </w:r>
       <w:r>
-        <w:t>The d operators are associated with the positron (Lesson 23's antiparticle assignment for the Dirac field, carried through Lessons 30 and 36); d_s†(p) creates a positron, not an electron, so it has zero matrix element with an initial state containing a single electron and no positron, leaving only the b_s(p) term (which annihilates an electron) to contribute.</w:t>
+        <w:t>The d operators are associated with the positron (Lesson 23's antiparticle assignment for the Dirac field, carried through Lessons 30 and 36); d</w:t>
+      </w:r>
+      <w:r>
+        <w:rPr>
+          <w:vertAlign w:val="subscript"/>
+        </w:rPr>
+        <w:t>s†</w:t>
+      </w:r>
+      <w:r>
+        <w:t>(p) creates a positron, not an electron, so it has zero matrix element with an initial state containing a single electron and no positron, leaving only the b</w:t>
+      </w:r>
+      <w:r>
+        <w:rPr>
+          <w:vertAlign w:val="subscript"/>
+        </w:rPr>
+        <w:t>s</w:t>
+      </w:r>
+      <w:r>
+        <w:t>(p) term (which annihilates an electron) to contribute.</w:t>
       </w:r>
     </w:p>
     <w:p>
@@ -2917,7 +5016,79 @@
         <w:t xml:space="preserve"> </w:t>
       </w:r>
       <w:r>
-        <w:t>The relevant term is ∫d³p′/(2π)³(2E_p′)^(−1/2)b_s′†(p′)ū_s′(p′)e^(ip′x) inside the full mode expansion of ψ̄(x)=ψ†(x)γ⁰; its exponential factor is e^(+ip′x) (a positive exponent, in contrast with the e^(−ipx) of the annihilated incoming electron), consistent with b_s′†(p′) creating, rather than annihilating, a particle.</w:t>
+        <w:t>The relevant term is ∫d³p′/(2π)³(2E</w:t>
+      </w:r>
+      <w:r>
+        <w:rPr>
+          <w:vertAlign w:val="subscript"/>
+        </w:rPr>
+        <w:t>p′</w:t>
+      </w:r>
+      <w:r>
+        <w:t>)</w:t>
+      </w:r>
+      <w:r>
+        <w:rPr>
+          <w:vertAlign w:val="superscript"/>
+        </w:rPr>
+        <w:t>−1/2</w:t>
+      </w:r>
+      <w:r>
+        <w:t>b</w:t>
+      </w:r>
+      <w:r>
+        <w:rPr>
+          <w:vertAlign w:val="subscript"/>
+        </w:rPr>
+        <w:t>s′†</w:t>
+      </w:r>
+      <w:r>
+        <w:t>(p′)ū</w:t>
+      </w:r>
+      <w:r>
+        <w:rPr>
+          <w:vertAlign w:val="subscript"/>
+        </w:rPr>
+        <w:t>s′</w:t>
+      </w:r>
+      <w:r>
+        <w:t>(p′)e</w:t>
+      </w:r>
+      <w:r>
+        <w:rPr>
+          <w:vertAlign w:val="superscript"/>
+        </w:rPr>
+        <w:t>ip′x</w:t>
+      </w:r>
+      <w:r>
+        <w:t xml:space="preserve"> inside the full mode expansion of ψ̄(x)=ψ†(x)γ⁰; its exponential factor is e</w:t>
+      </w:r>
+      <w:r>
+        <w:rPr>
+          <w:vertAlign w:val="superscript"/>
+        </w:rPr>
+        <w:t>+ip′x</w:t>
+      </w:r>
+      <w:r>
+        <w:t xml:space="preserve"> (a positive exponent, in contrast with the e</w:t>
+      </w:r>
+      <w:r>
+        <w:rPr>
+          <w:vertAlign w:val="superscript"/>
+        </w:rPr>
+        <w:t>−ipx</w:t>
+      </w:r>
+      <w:r>
+        <w:t xml:space="preserve"> of the annihilated incoming electron), consistent with b</w:t>
+      </w:r>
+      <w:r>
+        <w:rPr>
+          <w:vertAlign w:val="subscript"/>
+        </w:rPr>
+        <w:t>s′†</w:t>
+      </w:r>
+      <w:r>
+        <w:t>(p′) creating, rather than annihilating, a particle.</w:t>
       </w:r>
     </w:p>
     <w:p>
@@ -2931,7 +5102,58 @@
         <w:t xml:space="preserve"> </w:t>
       </w:r>
       <w:r>
-        <w:t>Section 2.3 uses ⟨0|A^i(x)|k,λ⟩=ε_λ^i(k)e^(−ikx) because the photon field A_μ(x), sandwiched between the vacuum (representing "nothing left over" on that leg after the photon is absorbed) on the left and the incoming one-photon state |k,λ⟩ on the right, is exactly the matrix element describing the removal (annihilation) of that photon from the initial state; ⟨k,λ|A^i(x)|0⟩ would instead describe creating a photon, the matrix element relevant to an outgoing, not incoming, photon leg.</w:t>
+        <w:t>Section 2.3 uses ⟨0|A</w:t>
+      </w:r>
+      <w:r>
+        <w:rPr>
+          <w:vertAlign w:val="superscript"/>
+        </w:rPr>
+        <w:t>i</w:t>
+      </w:r>
+      <w:r>
+        <w:t>(x)|k,λ⟩=ε</w:t>
+      </w:r>
+      <w:r>
+        <w:rPr>
+          <w:vertAlign w:val="subscript"/>
+        </w:rPr>
+        <w:t>λ</w:t>
+      </w:r>
+      <w:r>
+        <w:rPr>
+          <w:vertAlign w:val="superscript"/>
+        </w:rPr>
+        <w:t>i</w:t>
+      </w:r>
+      <w:r>
+        <w:t>(k)e</w:t>
+      </w:r>
+      <w:r>
+        <w:rPr>
+          <w:vertAlign w:val="superscript"/>
+        </w:rPr>
+        <w:t>−ikx</w:t>
+      </w:r>
+      <w:r>
+        <w:t xml:space="preserve"> because the photon field A</w:t>
+      </w:r>
+      <w:r>
+        <w:rPr>
+          <w:vertAlign w:val="subscript"/>
+        </w:rPr>
+        <w:t>μ</w:t>
+      </w:r>
+      <w:r>
+        <w:t>(x), sandwiched between the vacuum (representing "nothing left over" on that leg after the photon is absorbed) on the left and the incoming one-photon state |k,λ⟩ on the right, is exactly the matrix element describing the removal (annihilation) of that photon from the initial state; ⟨k,λ|A</w:t>
+      </w:r>
+      <w:r>
+        <w:rPr>
+          <w:vertAlign w:val="superscript"/>
+        </w:rPr>
+        <w:t>i</w:t>
+      </w:r>
+      <w:r>
+        <w:t>(x)|0⟩ would instead describe creating a photon, the matrix element relevant to an outgoing, not incoming, photon leg.</w:t>
       </w:r>
     </w:p>
     <w:p>
@@ -2945,7 +5167,43 @@
         <w:t xml:space="preserve"> </w:t>
       </w:r>
       <w:r>
-        <w:t>e^(ip′x)e^(−ipx)e^(−ikx)=e^(i(p′−p−k)x), combining the three exponents by the ordinary rule for multiplying exponentials with the same base; ∫d⁴x of this single exponential is, by the standard Fourier representation of the delta function (used already for wave packets earlier in the course), (2π)⁴δ⁴(p′−p−k).</w:t>
+        <w:t>e</w:t>
+      </w:r>
+      <w:r>
+        <w:rPr>
+          <w:vertAlign w:val="superscript"/>
+        </w:rPr>
+        <w:t>ip′x</w:t>
+      </w:r>
+      <w:r>
+        <w:t>e</w:t>
+      </w:r>
+      <w:r>
+        <w:rPr>
+          <w:vertAlign w:val="superscript"/>
+        </w:rPr>
+        <w:t>−ipx</w:t>
+      </w:r>
+      <w:r>
+        <w:t>e</w:t>
+      </w:r>
+      <w:r>
+        <w:rPr>
+          <w:vertAlign w:val="superscript"/>
+        </w:rPr>
+        <w:t>−ikx</w:t>
+      </w:r>
+      <w:r>
+        <w:t>=e</w:t>
+      </w:r>
+      <w:r>
+        <w:rPr>
+          <w:vertAlign w:val="superscript"/>
+        </w:rPr>
+        <w:t>i(p′−p−k)x</w:t>
+      </w:r>
+      <w:r>
+        <w:t>, combining the three exponents by the ordinary rule for multiplying exponentials with the same base; ∫d⁴x of this single exponential is, by the standard Fourier representation of the delta function (used already for wave packets earlier in the course), (2π)⁴δ⁴(p′−p−k).</w:t>
       </w:r>
     </w:p>
     <w:p>
@@ -2959,7 +5217,43 @@
         <w:t xml:space="preserve"> </w:t>
       </w:r>
       <w:r>
-        <w:t>ie ū(p′)γ^μu(p)ε_μ(k), with the external spinors ū(p′), u(p) and polarization vector ε_μ(k) removed (since these depend on the specific momenta and spins of whatever particles occupy the legs of a larger diagram, not on the vertex itself), leaves ieγ^μ as the fixed, reusable factor; this value was first quoted, as a forward reference pending this derivation, in Lesson 23.</w:t>
+        <w:t>ie ū(p′)γ</w:t>
+      </w:r>
+      <w:r>
+        <w:rPr>
+          <w:vertAlign w:val="superscript"/>
+        </w:rPr>
+        <w:t>μ</w:t>
+      </w:r>
+      <w:r>
+        <w:t>u(p)ε</w:t>
+      </w:r>
+      <w:r>
+        <w:rPr>
+          <w:vertAlign w:val="subscript"/>
+        </w:rPr>
+        <w:t>μ</w:t>
+      </w:r>
+      <w:r>
+        <w:t>(k), with the external spinors ū(p′), u(p) and polarization vector ε</w:t>
+      </w:r>
+      <w:r>
+        <w:rPr>
+          <w:vertAlign w:val="subscript"/>
+        </w:rPr>
+        <w:t>μ</w:t>
+      </w:r>
+      <w:r>
+        <w:t>(k) removed (since these depend on the specific momenta and spins of whatever particles occupy the legs of a larger diagram, not on the vertex itself), leaves ieγ</w:t>
+      </w:r>
+      <w:r>
+        <w:rPr>
+          <w:vertAlign w:val="superscript"/>
+        </w:rPr>
+        <w:t>μ</w:t>
+      </w:r>
+      <w:r>
+        <w:t xml:space="preserve"> as the fixed, reusable factor; this value was first quoted, as a forward reference pending this derivation, in Lesson 23.</w:t>
       </w:r>
     </w:p>
     <w:p>
@@ -2973,7 +5267,70 @@
         <w:t xml:space="preserve"> </w:t>
       </w:r>
       <w:r>
-        <w:t>Section 1.2 derived S^(1)=−i∫d⁴xℋ_int directly from iterating the interaction-picture equation i∂_t|ψ⟩_I=H_int,I|ψ⟩_I, itself following from the ordinary time-dependent Schrödinger equation i∂_t|ψ⟩=H|ψ⟩; the −i is inherited at every step from the i already present on the left-hand side of the Schrödinger equation, not introduced as an independent choice when the vertex factor was written down.</w:t>
+        <w:t>Section 1.2 derived S</w:t>
+      </w:r>
+      <w:r>
+        <w:rPr>
+          <w:vertAlign w:val="superscript"/>
+        </w:rPr>
+        <w:t>(1)</w:t>
+      </w:r>
+      <w:r>
+        <w:t>=−i∫d⁴xℋ</w:t>
+      </w:r>
+      <w:r>
+        <w:rPr>
+          <w:vertAlign w:val="subscript"/>
+        </w:rPr>
+        <w:t>int</w:t>
+      </w:r>
+      <w:r>
+        <w:t xml:space="preserve"> directly from iterating the interaction-picture equation i∂</w:t>
+      </w:r>
+      <w:r>
+        <w:rPr>
+          <w:vertAlign w:val="subscript"/>
+        </w:rPr>
+        <w:t>t</w:t>
+      </w:r>
+      <w:r>
+        <w:t>|ψ⟩</w:t>
+      </w:r>
+      <w:r>
+        <w:rPr>
+          <w:vertAlign w:val="subscript"/>
+        </w:rPr>
+        <w:t>I</w:t>
+      </w:r>
+      <w:r>
+        <w:t>=H</w:t>
+      </w:r>
+      <w:r>
+        <w:rPr>
+          <w:vertAlign w:val="subscript"/>
+        </w:rPr>
+        <w:t>int</w:t>
+      </w:r>
+      <w:r>
+        <w:t>,I|ψ⟩</w:t>
+      </w:r>
+      <w:r>
+        <w:rPr>
+          <w:vertAlign w:val="subscript"/>
+        </w:rPr>
+        <w:t>I</w:t>
+      </w:r>
+      <w:r>
+        <w:t>, itself following from the ordinary time-dependent Schrödinger equation i∂</w:t>
+      </w:r>
+      <w:r>
+        <w:rPr>
+          <w:vertAlign w:val="subscript"/>
+        </w:rPr>
+        <w:t>t</w:t>
+      </w:r>
+      <w:r>
+        <w:t>|ψ⟩=H|ψ⟩; the −i is inherited at every step from the i already present on the left-hand side of the Schrödinger equation, not introduced as an independent choice when the vertex factor was written down.</w:t>
       </w:r>
     </w:p>
     <w:p>
@@ -2987,7 +5344,22 @@
         <w:t xml:space="preserve"> </w:t>
       </w:r>
       <w:r>
-        <w:t>With p=(m,0,0,0) and k=(ω,k) (k the photon's three-momentum, |k|=ω since the photon is massless), and the metric diag(+,−,−,−), p·k=p^0k^0−p·k(three-vector part)=m·ω−0·k=mω, using that the electron's three-momentum is zero in its own rest frame.</w:t>
+        <w:t>With p=(m,0,0,0) and k=(ω,k) (k the photon's three-momentum, |k|=ω since the photon is massless), and the metric diag(+,−,−,−), p·k=p</w:t>
+      </w:r>
+      <w:r>
+        <w:rPr>
+          <w:vertAlign w:val="superscript"/>
+        </w:rPr>
+        <w:t>0k</w:t>
+      </w:r>
+      <w:r>
+        <w:rPr>
+          <w:vertAlign w:val="superscript"/>
+        </w:rPr>
+        <w:t>0</w:t>
+      </w:r>
+      <w:r>
+        <w:t>−p·k(three-vector part)=m·ω−0·k=mω, using that the electron's three-momentum is zero in its own rest frame.</w:t>
       </w:r>
     </w:p>
     <w:p>
@@ -3029,7 +5401,70 @@
         <w:t xml:space="preserve"> </w:t>
       </w:r>
       <w:r>
-        <w:t>ψ̄(x)=ψ†(x)γ⁰ contains a d_s(p) term (unlike ψ(x), which contains d_s†(p), a creation operator), so it is ψ̄(x), not ψ(x), that can annihilate an incoming positron; that term contributes v̄_s(p)e^(−ipx). For an outgoing positron, the relevant term is instead the d_s′†(p′) piece of ψ(x) itself, contributing v_s′(p′)e^(ip′x). This is the standard, and easily misremembered, feature of antiparticle legs: an incoming antiparticle is read off from ψ̄ with a barred spinor v̄, and an outgoing antiparticle from ψ with an unbarred spinor v, the reverse of the particle assignment in Sections 2.1–2.2.</w:t>
+        <w:t>ψ̄(x)=ψ†(x)γ⁰ contains a d</w:t>
+      </w:r>
+      <w:r>
+        <w:rPr>
+          <w:vertAlign w:val="subscript"/>
+        </w:rPr>
+        <w:t>s</w:t>
+      </w:r>
+      <w:r>
+        <w:t>(p) term (unlike ψ(x), which contains d</w:t>
+      </w:r>
+      <w:r>
+        <w:rPr>
+          <w:vertAlign w:val="subscript"/>
+        </w:rPr>
+        <w:t>s†</w:t>
+      </w:r>
+      <w:r>
+        <w:t>(p), a creation operator), so it is ψ̄(x), not ψ(x), that can annihilate an incoming positron; that term contributes v̄</w:t>
+      </w:r>
+      <w:r>
+        <w:rPr>
+          <w:vertAlign w:val="subscript"/>
+        </w:rPr>
+        <w:t>s</w:t>
+      </w:r>
+      <w:r>
+        <w:t>(p)e</w:t>
+      </w:r>
+      <w:r>
+        <w:rPr>
+          <w:vertAlign w:val="superscript"/>
+        </w:rPr>
+        <w:t>−ipx</w:t>
+      </w:r>
+      <w:r>
+        <w:t>. For an outgoing positron, the relevant term is instead the d</w:t>
+      </w:r>
+      <w:r>
+        <w:rPr>
+          <w:vertAlign w:val="subscript"/>
+        </w:rPr>
+        <w:t>s′†</w:t>
+      </w:r>
+      <w:r>
+        <w:t>(p′) piece of ψ(x) itself, contributing v</w:t>
+      </w:r>
+      <w:r>
+        <w:rPr>
+          <w:vertAlign w:val="subscript"/>
+        </w:rPr>
+        <w:t>s′</w:t>
+      </w:r>
+      <w:r>
+        <w:t>(p′)e</w:t>
+      </w:r>
+      <w:r>
+        <w:rPr>
+          <w:vertAlign w:val="superscript"/>
+        </w:rPr>
+        <w:t>ip′x</w:t>
+      </w:r>
+      <w:r>
+        <w:t>. This is the standard, and easily misremembered, feature of antiparticle legs: an incoming antiparticle is read off from ψ̄ with a barred spinor v̄, and an outgoing antiparticle from ψ with an unbarred spinor v, the reverse of the particle assignment in Sections 2.1–2.2.</w:t>
       </w:r>
     </w:p>
     <w:p>
@@ -3043,7 +5478,25 @@
         <w:t xml:space="preserve"> </w:t>
       </w:r>
       <w:r>
-        <w:t>The vertex factor ieγ^μ was derived in Section 3.3 only after every momentum- and spin-dependent object (the spinors and polarization vector) had been explicitly stripped away, leaving a factor built purely from the fixed constants i, e, and the numerical gamma matrices; since none of these depend on p, p′, or k, the identical factor ieγ^μ can be inserted at any vertex in any diagram, with the specific external or internal momenta at that vertex supplied separately by whatever lines connect to it, exactly the modularity that makes Feynman-diagram bookkeeping tractable for arbitrarily complicated processes.</w:t>
+        <w:t>The vertex factor ieγ</w:t>
+      </w:r>
+      <w:r>
+        <w:rPr>
+          <w:vertAlign w:val="superscript"/>
+        </w:rPr>
+        <w:t>μ</w:t>
+      </w:r>
+      <w:r>
+        <w:t xml:space="preserve"> was derived in Section 3.3 only after every momentum- and spin-dependent object (the spinors and polarization vector) had been explicitly stripped away, leaving a factor built purely from the fixed constants i, e, and the numerical gamma matrices; since none of these depend on p, p′, or k, the identical factor ieγ</w:t>
+      </w:r>
+      <w:r>
+        <w:rPr>
+          <w:vertAlign w:val="superscript"/>
+        </w:rPr>
+        <w:t>μ</w:t>
+      </w:r>
+      <w:r>
+        <w:t xml:space="preserve"> can be inserted at any vertex in any diagram, with the specific external or internal momenta at that vertex supplied separately by whatever lines connect to it, exactly the modularity that makes Feynman-diagram bookkeeping tractable for arbitrarily complicated processes.</w:t>
       </w:r>
     </w:p>
     <w:p>
@@ -3057,7 +5510,97 @@
         <w:t xml:space="preserve"> </w:t>
       </w:r>
       <w:r>
-        <w:t>The three inputs were: first, the formula S^(1)=−i∫d⁴xℋ_int from first-order time-dependent perturbation theory (Section 1), which depends only on there being some interaction Hamiltonian and not on the specific field content, and so would be unchanged for a scalar field; second, the specific mode-expansion contractions of Section 2, which for a scalar field would use the scalar field's own creation and annihilation operators and plane-wave factors e^(∓ipx) with no spinor u(p) or ū(p′) attached, since a scalar particle carries no spin degrees of freedom; third, the interaction term itself, eψ̄γ^μψA_μ for the Dirac field (Lesson 40), which for a charged scalar field would instead be the different interaction term derived for the complex scalar in Lesson 39's Solutions 9–10, −iqA^μ(φ*∂_μφ−φ∂_μφ*), producing a different-looking (momentum-dependent, rather than a fixed γ^μ) vertex factor, since that interaction term itself involves derivatives of the scalar field rather than a fixed bilinear like ψ̄γ^μψ.</w:t>
+        <w:t>The three inputs were: first, the formula S</w:t>
+      </w:r>
+      <w:r>
+        <w:rPr>
+          <w:vertAlign w:val="superscript"/>
+        </w:rPr>
+        <w:t>(1)</w:t>
+      </w:r>
+      <w:r>
+        <w:t>=−i∫d⁴xℋ</w:t>
+      </w:r>
+      <w:r>
+        <w:rPr>
+          <w:vertAlign w:val="subscript"/>
+        </w:rPr>
+        <w:t>int</w:t>
+      </w:r>
+      <w:r>
+        <w:t xml:space="preserve"> from first-order time-dependent perturbation theory (Section 1), which depends only on there being some interaction Hamiltonian and not on the specific field content, and so would be unchanged for a scalar field; second, the specific mode-expansion contractions of Section 2, which for a scalar field would use the scalar field's own creation and annihilation operators and plane-wave factors e</w:t>
+      </w:r>
+      <w:r>
+        <w:rPr>
+          <w:vertAlign w:val="superscript"/>
+        </w:rPr>
+        <w:t>∓ipx</w:t>
+      </w:r>
+      <w:r>
+        <w:t xml:space="preserve"> with no spinor u(p) or ū(p′) attached, since a scalar particle carries no spin degrees of freedom; third, the interaction term itself, eψ̄γ</w:t>
+      </w:r>
+      <w:r>
+        <w:rPr>
+          <w:vertAlign w:val="superscript"/>
+        </w:rPr>
+        <w:t>μ</w:t>
+      </w:r>
+      <w:r>
+        <w:t>ψA</w:t>
+      </w:r>
+      <w:r>
+        <w:rPr>
+          <w:vertAlign w:val="subscript"/>
+        </w:rPr>
+        <w:t>μ</w:t>
+      </w:r>
+      <w:r>
+        <w:t xml:space="preserve"> for the Dirac field (Lesson 40), which for a charged scalar field would instead be the different interaction term derived for the complex scalar in Lesson 39's Solutions 9–10, −iqA</w:t>
+      </w:r>
+      <w:r>
+        <w:rPr>
+          <w:vertAlign w:val="superscript"/>
+        </w:rPr>
+        <w:t>μ</w:t>
+      </w:r>
+      <w:r>
+        <w:t>(φ*∂</w:t>
+      </w:r>
+      <w:r>
+        <w:rPr>
+          <w:vertAlign w:val="subscript"/>
+        </w:rPr>
+        <w:t>μ</w:t>
+      </w:r>
+      <w:r>
+        <w:t>φ−φ∂</w:t>
+      </w:r>
+      <w:r>
+        <w:rPr>
+          <w:vertAlign w:val="subscript"/>
+        </w:rPr>
+        <w:t>μ</w:t>
+      </w:r>
+      <w:r>
+        <w:t>φ*), producing a different-looking (momentum-dependent, rather than a fixed γ</w:t>
+      </w:r>
+      <w:r>
+        <w:rPr>
+          <w:vertAlign w:val="superscript"/>
+        </w:rPr>
+        <w:t>μ</w:t>
+      </w:r>
+      <w:r>
+        <w:t>) vertex factor, since that interaction term itself involves derivatives of the scalar field rather than a fixed bilinear like ψ̄γ</w:t>
+      </w:r>
+      <w:r>
+        <w:rPr>
+          <w:vertAlign w:val="superscript"/>
+        </w:rPr>
+        <w:t>μ</w:t>
+      </w:r>
+      <w:r>
+        <w:t>ψ.</w:t>
       </w:r>
     </w:p>
     <w:p>
@@ -3065,55 +5608,12 @@
         <w:pStyle w:val="Heading2"/>
       </w:pPr>
       <w:r>
-        <w:t>Mastery checklist</w:t>
+        <w:t>Mastery check</w:t>
       </w:r>
     </w:p>
     <w:p>
-      <w:pPr>
-        <w:pStyle w:val="ListBullet"/>
-      </w:pPr>
-      <w:r>
-        <w:t>I can derive S^(1)=−i∫d⁴xℋ_int from the interaction-picture Schrödinger equation.</w:t>
-      </w:r>
-    </w:p>
-    <w:p>
-      <w:pPr>
-        <w:pStyle w:val="ListBullet"/>
-      </w:pPr>
-      <w:r>
-        <w:t>I can identify which piece of each field's mode expansion annihilates an incoming particle or creates an outgoing one.</w:t>
-      </w:r>
-    </w:p>
-    <w:p>
-      <w:pPr>
-        <w:pStyle w:val="ListBullet"/>
-      </w:pPr>
-      <w:r>
-        <w:t>I can substitute these pieces into S^(1), carry out the x-integral, and read off the vertex factor ieγ^μ together with the momentum-conserving delta function.</w:t>
-      </w:r>
-    </w:p>
-    <w:p>
-      <w:pPr>
-        <w:pStyle w:val="ListBullet"/>
-      </w:pPr>
-      <w:r>
-        <w:t>I can show that a single vertex requires p·k=0 and explain why this rules it out as a complete physical process.</w:t>
-      </w:r>
-    </w:p>
-    <w:p>
-      <w:pPr>
-        <w:pStyle w:val="ListBullet"/>
-      </w:pPr>
-      <w:r>
-        <w:t>I can explain why real QED processes require at least two vertices connected by an internal line.</w:t>
-      </w:r>
-    </w:p>
-    <w:p>
-      <w:pPr>
-        <w:pStyle w:val="ListBullet"/>
-      </w:pPr>
-      <w:r>
-        <w:t>I can state the vertex factor from memory and sketch the derivation that produces it.</w:t>
+      <w:r>
+        <w:t>Before moving on, do the Core exercises without looking at the solutions and state this lesson's main result from memory. If both go smoothly, continue; if not, reread the sections the missed exercises cite.</w:t>
       </w:r>
     </w:p>
     <w:p>
@@ -3165,7 +5665,7 @@
         <w:color w:val="5A5A5A"/>
         <w:sz w:val="16"/>
       </w:rPr>
-      <w:t>QED Course   Lesson 45</w:t>
+      <w:t>A QED Course   Lesson 45</w:t>
     </w:r>
   </w:p>
 </w:hdr>
